--- a/HustleHub+_Part1_Report.docx
+++ b/HustleHub+_Part1_Report.docx
@@ -4,6 +4,8 @@
   <w:body>
     <w:p/>
     <w:p/>
+    <w:p/>
+    <w:p/>
     <w:p>
       <w:pPr>
         <w:jc w:val="center"/>
@@ -11,11 +13,21 @@
       <w:r>
         <w:rPr>
           <w:b/>
-          <w:color w:val="2C3E50"/>
-          <w:sz w:val="56"/>
+          <w:color w:val="1F3A5F"/>
+          <w:sz w:val="80"/>
         </w:rPr>
         <w:t>HustleHub+</w:t>
-        <w:br/>
+      </w:r>
+    </w:p>
+    <w:p>
+      <w:pPr>
+        <w:jc w:val="center"/>
+      </w:pPr>
+      <w:r>
+        <w:rPr>
+          <w:color w:val="5A6B7B"/>
+          <w:sz w:val="40"/>
+        </w:rPr>
         <w:t>Part 1 - Secure Foundations</w:t>
       </w:r>
     </w:p>
@@ -26,24 +38,69 @@
       </w:pPr>
       <w:r>
         <w:rPr>
-          <w:color w:val="7F8C8D"/>
-          <w:sz w:val="32"/>
+          <w:color w:val="5A6B7B"/>
+          <w:sz w:val="26"/>
         </w:rPr>
         <w:t>Secure Freelance Marketplace Platform</w:t>
-        <w:br/>
+      </w:r>
+    </w:p>
+    <w:p>
+      <w:pPr>
+        <w:jc w:val="center"/>
+      </w:pPr>
+      <w:r>
+        <w:rPr>
+          <w:color w:val="5A6B7B"/>
+          <w:sz w:val="26"/>
+        </w:rPr>
         <w:t>Backend API Implementation</w:t>
       </w:r>
     </w:p>
     <w:p/>
     <w:p/>
+    <w:p/>
     <w:p>
       <w:pPr>
         <w:jc w:val="center"/>
       </w:pPr>
       <w:r>
         <w:rPr>
-          <w:color w:val="95A5A6"/>
-          <w:sz w:val="24"/>
+          <w:sz w:val="22"/>
+        </w:rPr>
+        <w:t>INSY7314 - Portfolio of Evidence</w:t>
+      </w:r>
+    </w:p>
+    <w:p>
+      <w:pPr>
+        <w:jc w:val="center"/>
+      </w:pPr>
+      <w:r>
+        <w:rPr>
+          <w:sz w:val="22"/>
+        </w:rPr>
+        <w:t>Group members: ST10403582, ST10439005, ST10445479, ST10233318</w:t>
+      </w:r>
+    </w:p>
+    <w:p>
+      <w:pPr>
+        <w:jc w:val="center"/>
+      </w:pPr>
+      <w:r>
+        <w:rPr>
+          <w:sz w:val="22"/>
+        </w:rPr>
+        <w:t>Repository: https://github.com/ST10445479-ConnorBettridge/INSY7314_POE_HustleHubPlus</w:t>
+      </w:r>
+    </w:p>
+    <w:p/>
+    <w:p>
+      <w:pPr>
+        <w:jc w:val="center"/>
+      </w:pPr>
+      <w:r>
+        <w:rPr>
+          <w:color w:val="5A6B7B"/>
+          <w:sz w:val="20"/>
         </w:rPr>
         <w:t>The Independent Institute of Education (Pty) Ltd 2026</w:t>
       </w:r>
@@ -154,46 +211,46 @@
         <w:spacing w:after="40"/>
       </w:pPr>
       <w:r>
-        <w:t>Appendix A: Postman Collection Export</w:t>
+        <w:t>12. References</w:t>
       </w:r>
     </w:p>
     <w:p>
-      <w:r>
-        <w:br w:type="page"/>
+      <w:pPr>
+        <w:spacing w:after="40"/>
+      </w:pPr>
+      <w:r>
+        <w:t>Appendix A: Postman Collection Export</w:t>
       </w:r>
     </w:p>
     <w:p>
-      <w:pPr>
-        <w:pStyle w:val="Heading1"/>
-      </w:pPr>
-      <w:r>
-        <w:t>1. System Overview</w:t>
+      <w:r>
+        <w:br w:type="page"/>
       </w:r>
     </w:p>
     <w:p>
-      <w:r>
-        <w:t>HustleHub+ is a freelance marketplace platform that connects freelancers offering services with clients seeking to book those services. The platform processes financial transactions and provides income tracking with estimated tax calculations.</w:t>
+      <w:pPr>
+        <w:pStyle w:val="Heading1"/>
+      </w:pPr>
+      <w:r>
+        <w:t>1. System Overview</w:t>
       </w:r>
     </w:p>
     <w:p>
       <w:r>
-        <w:t>The system follows the MERN architecture (MongoDB, Express, React, Node.js), though at this foundational stage (Part 1), data is stored in-memory. A database will be integrated in Part 2.</w:t>
+        <w:t>HustleHub+ is a freelance marketplace that connects freelancers offering services with clients who want to book them. The platform handles payments between the two parties and tracks a freelancer's income, including an estimate of the tax owed on it.</w:t>
       </w:r>
     </w:p>
     <w:p>
-      <w:pPr>
-        <w:pStyle w:val="Heading2"/>
-      </w:pPr>
-      <w:r>
-        <w:t>Core Features (Part 1)</w:t>
+      <w:r>
+        <w:t>The system is built on the MERN stack (MongoDB, Express, React, Node.js). Part 1 covers the secure foundations of the backend, so user data is held in memory for now and MongoDB is added in Part 2. Everything else in the security pipeline - HTTPS, hashing, tokens, validation, rate limiting - is fully implemented and tested.</w:t>
       </w:r>
     </w:p>
     <w:p>
       <w:pPr>
-        <w:pStyle w:val="ListBullet"/>
-      </w:pPr>
-      <w:r>
-        <w:t>Secure user registration and authentication</w:t>
+        <w:pStyle w:val="Heading2"/>
+      </w:pPr>
+      <w:r>
+        <w:t>Scope of Part 1</w:t>
       </w:r>
     </w:p>
     <w:p>
@@ -201,7 +258,7 @@
         <w:pStyle w:val="ListBullet"/>
       </w:pPr>
       <w:r>
-        <w:t>Role-based user accounts (Client, Freelancer, Admin)</w:t>
+        <w:t>User registration and login with hashed passwords</w:t>
       </w:r>
     </w:p>
     <w:p>
@@ -209,7 +266,7 @@
         <w:pStyle w:val="ListBullet"/>
       </w:pPr>
       <w:r>
-        <w:t>JWT-based protected API routes</w:t>
+        <w:t>Role-based accounts (Client, Freelancer, Admin)</w:t>
       </w:r>
     </w:p>
     <w:p>
@@ -217,7 +274,7 @@
         <w:pStyle w:val="ListBullet"/>
       </w:pPr>
       <w:r>
-        <w:t>HTTPS-secured communications</w:t>
+        <w:t>JWT-protected API routes</w:t>
       </w:r>
     </w:p>
     <w:p>
@@ -225,7 +282,7 @@
         <w:pStyle w:val="ListBullet"/>
       </w:pPr>
       <w:r>
-        <w:t>Input validation and sanitisation</w:t>
+        <w:t>All traffic served over HTTPS with TLS 1.2 as the minimum version</w:t>
       </w:r>
     </w:p>
     <w:p>
@@ -233,7 +290,7 @@
         <w:pStyle w:val="ListBullet"/>
       </w:pPr>
       <w:r>
-        <w:t>Structured error handling and logging</w:t>
+        <w:t>Input validation and sanitisation on every request body</w:t>
       </w:r>
     </w:p>
     <w:p>
@@ -241,20 +298,36 @@
         <w:pStyle w:val="ListBullet"/>
       </w:pPr>
       <w:r>
-        <w:t>Rate limiting and security headers (Helmet)</w:t>
+        <w:t>Central error handling and structured logging</w:t>
       </w:r>
     </w:p>
     <w:p>
       <w:pPr>
-        <w:pStyle w:val="Heading1"/>
-      </w:pPr>
-      <w:r>
-        <w:t>2. Intended Users</w:t>
+        <w:pStyle w:val="ListBullet"/>
+      </w:pPr>
+      <w:r>
+        <w:t>Rate limiting and secure HTTP headers</w:t>
       </w:r>
     </w:p>
     <w:p>
-      <w:r>
-        <w:t>The platform supports three user roles:</w:t>
+      <w:pPr>
+        <w:pStyle w:val="ListBullet"/>
+      </w:pPr>
+      <w:r>
+        <w:t>A native Android client that consumes the API over pinned HTTPS</w:t>
+      </w:r>
+    </w:p>
+    <w:p>
+      <w:pPr>
+        <w:pStyle w:val="Heading1"/>
+      </w:pPr>
+      <w:r>
+        <w:t>2. Intended Users</w:t>
+      </w:r>
+    </w:p>
+    <w:p>
+      <w:r>
+        <w:t>The platform is built around three roles:</w:t>
       </w:r>
     </w:p>
     <w:tbl>
@@ -272,7 +345,7 @@
       <w:tr>
         <w:tc>
           <w:tcPr>
-            <w:tcW w:type="dxa" w:w="2880"/>
+            <w:tcW w:type="dxa" w:w="1584"/>
           </w:tcPr>
           <w:p>
             <w:r>
@@ -298,7 +371,7 @@
         </w:tc>
         <w:tc>
           <w:tcPr>
-            <w:tcW w:type="dxa" w:w="2880"/>
+            <w:tcW w:type="dxa" w:w="4176"/>
           </w:tcPr>
           <w:p>
             <w:r>
@@ -313,7 +386,7 @@
       <w:tr>
         <w:tc>
           <w:tcPr>
-            <w:tcW w:type="dxa" w:w="2880"/>
+            <w:tcW w:type="dxa" w:w="1584"/>
           </w:tcPr>
           <w:p>
             <w:r>
@@ -333,11 +406,11 @@
         </w:tc>
         <w:tc>
           <w:tcPr>
-            <w:tcW w:type="dxa" w:w="2880"/>
+            <w:tcW w:type="dxa" w:w="4176"/>
           </w:tcPr>
           <w:p>
             <w:r>
-              <w:t>View gigs, book services, manage bookings</w:t>
+              <w:t>View gigs, book services, manage own bookings</w:t>
             </w:r>
           </w:p>
         </w:tc>
@@ -345,7 +418,7 @@
       <w:tr>
         <w:tc>
           <w:tcPr>
-            <w:tcW w:type="dxa" w:w="2880"/>
+            <w:tcW w:type="dxa" w:w="1584"/>
           </w:tcPr>
           <w:p>
             <w:r>
@@ -365,11 +438,11 @@
         </w:tc>
         <w:tc>
           <w:tcPr>
-            <w:tcW w:type="dxa" w:w="2880"/>
+            <w:tcW w:type="dxa" w:w="4176"/>
           </w:tcPr>
           <w:p>
             <w:r>
-              <w:t>Create/manage gigs, view income, view tax estimates</w:t>
+              <w:t>Create and manage gigs, view income and tax estimates</w:t>
             </w:r>
           </w:p>
         </w:tc>
@@ -377,7 +450,7 @@
       <w:tr>
         <w:tc>
           <w:tcPr>
-            <w:tcW w:type="dxa" w:w="2880"/>
+            <w:tcW w:type="dxa" w:w="1584"/>
           </w:tcPr>
           <w:p>
             <w:r>
@@ -391,13 +464,13 @@
           </w:tcPr>
           <w:p>
             <w:r>
-              <w:t>Manages the platform</w:t>
+              <w:t>Runs the platform</w:t>
             </w:r>
           </w:p>
         </w:tc>
         <w:tc>
           <w:tcPr>
-            <w:tcW w:type="dxa" w:w="2880"/>
+            <w:tcW w:type="dxa" w:w="4176"/>
           </w:tcPr>
           <w:p>
             <w:r>
@@ -407,404 +480,564 @@
         </w:tc>
       </w:tr>
     </w:tbl>
+    <w:p/>
     <w:p>
-      <w:pPr>
-        <w:pStyle w:val="Heading1"/>
-      </w:pPr>
-      <w:r>
-        <w:t>3. Architecture Diagram</w:t>
+      <w:r>
+        <w:t>Only Client and Freelancer can be chosen at registration. The Admin role is assigned internally and is rejected if a user tries to request it when signing up, which stops a new account from granting itself administrative access.</w:t>
       </w:r>
     </w:p>
     <w:p>
-      <w:r>
-        <w:t>The following diagram illustrates the MERN-based architecture of HustleHub+, including security features and system boundaries.</w:t>
+      <w:pPr>
+        <w:pStyle w:val="Heading1"/>
+      </w:pPr>
+      <w:r>
+        <w:t>3. Architecture Diagram</w:t>
       </w:r>
     </w:p>
     <w:p>
       <w:r>
-        <w:t>Note: The architecture diagram is provided as a separate SVG file:</w:t>
+        <w:t>The diagram below shows the layers of the system, the security controls applied at each one, and the boundary between the client and the server. It is also supplied as a separate vector file, architecture-diagram.svg, in the project root.</w:t>
       </w:r>
     </w:p>
     <w:p>
+      <w:pPr>
+        <w:spacing w:after="0" w:before="0"/>
+        <w:ind w:left="360"/>
+      </w:pPr>
       <w:r>
         <w:rPr>
-          <w:b/>
+          <w:rFonts w:ascii="Consolas" w:hAnsi="Consolas"/>
+          <w:sz w:val="18"/>
         </w:rPr>
-        <w:t>architecture-diagram.svg</w:t>
+        <w:t>SYSTEM BOUNDARY</w:t>
       </w:r>
     </w:p>
     <w:p>
-      <w:r>
-        <w:t>Alternatively, see below for a text representation of the architecture:</w:t>
+      <w:pPr>
+        <w:spacing w:after="0" w:before="0"/>
+        <w:ind w:left="360"/>
+      </w:pPr>
+      <w:r>
+        <w:rPr>
+          <w:rFonts w:ascii="Consolas" w:hAnsi="Consolas"/>
+          <w:sz w:val="18"/>
+        </w:rPr>
+        <w:t>|</w:t>
       </w:r>
     </w:p>
     <w:p>
+      <w:pPr>
+        <w:spacing w:after="0" w:before="0"/>
+        <w:ind w:left="360"/>
+      </w:pPr>
       <w:r>
         <w:rPr>
-          <w:rFonts w:ascii="Courier New" w:hAnsi="Courier New"/>
+          <w:rFonts w:ascii="Consolas" w:hAnsi="Consolas"/>
           <w:sz w:val="18"/>
         </w:rPr>
-        <w:br/>
-        <w:t>SYSTEM BOUNDARY</w:t>
-        <w:br/>
-        <w:t>├── CLIENT LAYER (Android app - Kotlin)</w:t>
-        <w:br/>
-        <w:t>│   └── HTTPS Requests with JWT (Retrofit/OkHttp)</w:t>
-        <w:br/>
-        <w:t>│</w:t>
-        <w:br/>
-        <w:t>├── EXPRESS API SERVER (Node.js)</w:t>
-        <w:br/>
-        <w:t>│   ├── Routes</w:t>
-        <w:br/>
-        <w:t>│   │   ├── Auth Routes (/register, /login, /profile)</w:t>
-        <w:br/>
-        <w:t>│   │   ├── Gig Routes (Part 2)</w:t>
-        <w:br/>
-        <w:t>│   │   └── Transaction Routes (Part 2)</w:t>
-        <w:br/>
-        <w:t>│   ├── Middleware Pipeline</w:t>
-        <w:br/>
-        <w:t>│   │   ├── JWT Authentication</w:t>
-        <w:br/>
-        <w:t>│   │   ├── Input Validation</w:t>
-        <w:br/>
-        <w:t>│   │   ├── Error Handler</w:t>
-        <w:br/>
-        <w:t>│   │   └── Logger (Winston)</w:t>
-        <w:br/>
-        <w:t>│   └── Security Controls</w:t>
-        <w:br/>
-        <w:t>│       ├── Helmet (HTTP Headers)</w:t>
-        <w:br/>
-        <w:t>│       ├── Rate Limiting</w:t>
-        <w:br/>
-        <w:t>│       ├── HTTPS / TLS</w:t>
-        <w:br/>
-        <w:t>│       ├── Input Validation</w:t>
-        <w:br/>
-        <w:t>│       └── CORS</w:t>
-        <w:br/>
-        <w:t>│</w:t>
-        <w:br/>
-        <w:t>└── DATA STORES</w:t>
-        <w:br/>
-        <w:t xml:space="preserve">    ├── In-Memory Storage (Phase 1)</w:t>
-        <w:br/>
-        <w:t xml:space="preserve">    ├── MongoDB (Phase 2)</w:t>
-        <w:br/>
-        <w:t xml:space="preserve">    └── Log Files (Winston)</w:t>
-        <w:br/>
+        <w:t>+-- CLIENT LAYER (Android app - Kotlin)</w:t>
       </w:r>
     </w:p>
     <w:p>
       <w:pPr>
-        <w:pStyle w:val="Heading1"/>
-      </w:pPr>
-      <w:r>
-        <w:t>4. Architecture Explanation</w:t>
+        <w:spacing w:after="0" w:before="0"/>
+        <w:ind w:left="360"/>
+      </w:pPr>
+      <w:r>
+        <w:rPr>
+          <w:rFonts w:ascii="Consolas" w:hAnsi="Consolas"/>
+          <w:sz w:val="18"/>
+        </w:rPr>
+        <w:t>|     |</w:t>
       </w:r>
     </w:p>
     <w:p>
-      <w:r>
-        <w:t>The architecture follows the MERN stack pattern with a clear separation of concerns across layers:</w:t>
+      <w:pPr>
+        <w:spacing w:after="0" w:before="0"/>
+        <w:ind w:left="360"/>
+      </w:pPr>
+      <w:r>
+        <w:rPr>
+          <w:rFonts w:ascii="Consolas" w:hAnsi="Consolas"/>
+          <w:sz w:val="18"/>
+        </w:rPr>
+        <w:t>|     +-- HTTPS requests with JWT (Retrofit / OkHttp, pinned certificate)</w:t>
       </w:r>
     </w:p>
     <w:p>
       <w:pPr>
-        <w:pStyle w:val="Heading2"/>
-      </w:pPr>
-      <w:r>
-        <w:t>4.1 Client Layer</w:t>
+        <w:spacing w:after="0" w:before="0"/>
+        <w:ind w:left="360"/>
+      </w:pPr>
+      <w:r>
+        <w:rPr>
+          <w:rFonts w:ascii="Consolas" w:hAnsi="Consolas"/>
+          <w:sz w:val="18"/>
+        </w:rPr>
+        <w:t>|</w:t>
       </w:r>
     </w:p>
     <w:p>
-      <w:r>
-        <w:t>The client layer is implemented as a native Android application (Kotlin) located in the android/ folder. It communicates with the API exclusively over HTTPS at https://10.0.2.2:3443/ (the emulator's alias for the host machine). All protected requests include JWT tokens in the Authorization header. The client pins the backend's self-signed certificate so only the exact HustleHub+ backend certificate is trusted, and stores the JWT in EncryptedSharedPreferences (AES-256-GCM).</w:t>
+      <w:pPr>
+        <w:spacing w:after="0" w:before="0"/>
+        <w:ind w:left="360"/>
+      </w:pPr>
+      <w:r>
+        <w:rPr>
+          <w:rFonts w:ascii="Consolas" w:hAnsi="Consolas"/>
+          <w:sz w:val="18"/>
+        </w:rPr>
+        <w:t>+-- EXPRESS API SERVER (Node.js, HTTPS on port 3443)</w:t>
       </w:r>
     </w:p>
     <w:p>
       <w:pPr>
-        <w:pStyle w:val="Heading2"/>
-      </w:pPr>
-      <w:r>
-        <w:t>4.2 API Layer (Express/Node.js)</w:t>
+        <w:spacing w:after="0" w:before="0"/>
+        <w:ind w:left="360"/>
+      </w:pPr>
+      <w:r>
+        <w:rPr>
+          <w:rFonts w:ascii="Consolas" w:hAnsi="Consolas"/>
+          <w:sz w:val="18"/>
+        </w:rPr>
+        <w:t>|     |</w:t>
       </w:r>
     </w:p>
     <w:p>
-      <w:r>
-        <w:t>The Express.js server is the core of the backend, implementing a middleware pipeline architecture. Requests flow through security middleware before reaching route handlers:</w:t>
+      <w:pPr>
+        <w:spacing w:after="0" w:before="0"/>
+        <w:ind w:left="360"/>
+      </w:pPr>
+      <w:r>
+        <w:rPr>
+          <w:rFonts w:ascii="Consolas" w:hAnsi="Consolas"/>
+          <w:sz w:val="18"/>
+        </w:rPr>
+        <w:t>|     +-- Middleware pipeline</w:t>
       </w:r>
     </w:p>
     <w:p>
       <w:pPr>
-        <w:pStyle w:val="ListBullet"/>
-      </w:pPr>
-      <w:r>
-        <w:t>Helmet sets secure HTTP headers (CSP, HSTS, X-Frame-Options, etc.)</w:t>
+        <w:spacing w:after="0" w:before="0"/>
+        <w:ind w:left="360"/>
+      </w:pPr>
+      <w:r>
+        <w:rPr>
+          <w:rFonts w:ascii="Consolas" w:hAnsi="Consolas"/>
+          <w:sz w:val="18"/>
+        </w:rPr>
+        <w:t>|     |     +-- Helmet (secure HTTP headers)</w:t>
       </w:r>
     </w:p>
     <w:p>
       <w:pPr>
-        <w:pStyle w:val="ListBullet"/>
-      </w:pPr>
-      <w:r>
-        <w:t>CORS controls cross-origin resource sharing</w:t>
+        <w:spacing w:after="0" w:before="0"/>
+        <w:ind w:left="360"/>
+      </w:pPr>
+      <w:r>
+        <w:rPr>
+          <w:rFonts w:ascii="Consolas" w:hAnsi="Consolas"/>
+          <w:sz w:val="18"/>
+        </w:rPr>
+        <w:t>|     |     +-- CORS</w:t>
       </w:r>
     </w:p>
     <w:p>
       <w:pPr>
-        <w:pStyle w:val="ListBullet"/>
-      </w:pPr>
-      <w:r>
-        <w:t>Rate Limiting restricts request frequency per IP</w:t>
+        <w:spacing w:after="0" w:before="0"/>
+        <w:ind w:left="360"/>
+      </w:pPr>
+      <w:r>
+        <w:rPr>
+          <w:rFonts w:ascii="Consolas" w:hAnsi="Consolas"/>
+          <w:sz w:val="18"/>
+        </w:rPr>
+        <w:t>|     |     +-- Rate limiting (global and auth-specific)</w:t>
       </w:r>
     </w:p>
     <w:p>
       <w:pPr>
-        <w:pStyle w:val="ListBullet"/>
-      </w:pPr>
-      <w:r>
-        <w:t>Body parser limits payload size (10KB)</w:t>
+        <w:spacing w:after="0" w:before="0"/>
+        <w:ind w:left="360"/>
+      </w:pPr>
+      <w:r>
+        <w:rPr>
+          <w:rFonts w:ascii="Consolas" w:hAnsi="Consolas"/>
+          <w:sz w:val="18"/>
+        </w:rPr>
+        <w:t>|     |     +-- Body parser (10 KB limit)</w:t>
       </w:r>
     </w:p>
     <w:p>
       <w:pPr>
-        <w:pStyle w:val="ListBullet"/>
-      </w:pPr>
-      <w:r>
-        <w:t>Route-level validation middleware checks input</w:t>
+        <w:spacing w:after="0" w:before="0"/>
+        <w:ind w:left="360"/>
+      </w:pPr>
+      <w:r>
+        <w:rPr>
+          <w:rFonts w:ascii="Consolas" w:hAnsi="Consolas"/>
+          <w:sz w:val="18"/>
+        </w:rPr>
+        <w:t>|     |     +-- Input validation (express-validator)</w:t>
       </w:r>
     </w:p>
     <w:p>
       <w:pPr>
-        <w:pStyle w:val="ListBullet"/>
-      </w:pPr>
-      <w:r>
-        <w:t>Route handlers execute business logic</w:t>
+        <w:spacing w:after="0" w:before="0"/>
+        <w:ind w:left="360"/>
+      </w:pPr>
+      <w:r>
+        <w:rPr>
+          <w:rFonts w:ascii="Consolas" w:hAnsi="Consolas"/>
+          <w:sz w:val="18"/>
+        </w:rPr>
+        <w:t>|     |     +-- JWT authentication (protected routes only)</w:t>
       </w:r>
     </w:p>
     <w:p>
       <w:pPr>
-        <w:pStyle w:val="ListBullet"/>
-      </w:pPr>
-      <w:r>
-        <w:t>Centralised error handler catches and sanitises all errors</w:t>
+        <w:spacing w:after="0" w:before="0"/>
+        <w:ind w:left="360"/>
+      </w:pPr>
+      <w:r>
+        <w:rPr>
+          <w:rFonts w:ascii="Consolas" w:hAnsi="Consolas"/>
+          <w:sz w:val="18"/>
+        </w:rPr>
+        <w:t>|     |     +-- Central error handler</w:t>
       </w:r>
     </w:p>
     <w:p>
       <w:pPr>
-        <w:pStyle w:val="Heading2"/>
-      </w:pPr>
-      <w:r>
-        <w:t>4.3 Security Layer</w:t>
+        <w:spacing w:after="0" w:before="0"/>
+        <w:ind w:left="360"/>
+      </w:pPr>
+      <w:r>
+        <w:rPr>
+          <w:rFonts w:ascii="Consolas" w:hAnsi="Consolas"/>
+          <w:sz w:val="18"/>
+        </w:rPr>
+        <w:t>|     |     +-- Logger (Winston)</w:t>
       </w:r>
     </w:p>
     <w:p>
-      <w:r>
-        <w:t>Security is embedded throughout the architecture rather than being an add-on. Key security components include:</w:t>
+      <w:pPr>
+        <w:spacing w:after="0" w:before="0"/>
+        <w:ind w:left="360"/>
+      </w:pPr>
+      <w:r>
+        <w:rPr>
+          <w:rFonts w:ascii="Consolas" w:hAnsi="Consolas"/>
+          <w:sz w:val="18"/>
+        </w:rPr>
+        <w:t>|     |</w:t>
       </w:r>
     </w:p>
     <w:p>
       <w:pPr>
-        <w:pStyle w:val="ListBullet"/>
-      </w:pPr>
-      <w:r>
-        <w:t>Password hashing via bcrypt (12 rounds) - ensures stored credentials are never plain-text</w:t>
+        <w:spacing w:after="0" w:before="0"/>
+        <w:ind w:left="360"/>
+      </w:pPr>
+      <w:r>
+        <w:rPr>
+          <w:rFonts w:ascii="Consolas" w:hAnsi="Consolas"/>
+          <w:sz w:val="18"/>
+        </w:rPr>
+        <w:t>|     +-- Routes</w:t>
       </w:r>
     </w:p>
     <w:p>
       <w:pPr>
-        <w:pStyle w:val="ListBullet"/>
-      </w:pPr>
-      <w:r>
-        <w:t>JWT-based authentication - stateless token verification on every protected request</w:t>
+        <w:spacing w:after="0" w:before="0"/>
+        <w:ind w:left="360"/>
+      </w:pPr>
+      <w:r>
+        <w:rPr>
+          <w:rFonts w:ascii="Consolas" w:hAnsi="Consolas"/>
+          <w:sz w:val="18"/>
+        </w:rPr>
+        <w:t>|           +-- Auth routes  (/register, /login, /profile)</w:t>
       </w:r>
     </w:p>
     <w:p>
       <w:pPr>
-        <w:pStyle w:val="ListBullet"/>
-      </w:pPr>
-      <w:r>
-        <w:t>HTTPS/TLS encryption - all data in transit is encrypted</w:t>
+        <w:spacing w:after="0" w:before="0"/>
+        <w:ind w:left="360"/>
+      </w:pPr>
+      <w:r>
+        <w:rPr>
+          <w:rFonts w:ascii="Consolas" w:hAnsi="Consolas"/>
+          <w:sz w:val="18"/>
+        </w:rPr>
+        <w:t>|           +-- Gig routes          (Part 2)</w:t>
       </w:r>
     </w:p>
     <w:p>
       <w:pPr>
-        <w:pStyle w:val="ListBullet"/>
-      </w:pPr>
-      <w:r>
-        <w:t>Input validation via express-validator - rejects malformed or malicious input</w:t>
+        <w:spacing w:after="0" w:before="0"/>
+        <w:ind w:left="360"/>
+      </w:pPr>
+      <w:r>
+        <w:rPr>
+          <w:rFonts w:ascii="Consolas" w:hAnsi="Consolas"/>
+          <w:sz w:val="18"/>
+        </w:rPr>
+        <w:t>|           +-- Transaction routes  (Part 2)</w:t>
       </w:r>
     </w:p>
     <w:p>
       <w:pPr>
-        <w:pStyle w:val="ListBullet"/>
-      </w:pPr>
-      <w:r>
-        <w:t>Rate limiting - prevents brute-force and DoS attacks</w:t>
+        <w:spacing w:after="0" w:before="0"/>
+        <w:ind w:left="360"/>
+      </w:pPr>
+      <w:r>
+        <w:rPr>
+          <w:rFonts w:ascii="Consolas" w:hAnsi="Consolas"/>
+          <w:sz w:val="18"/>
+        </w:rPr>
+        <w:t>|</w:t>
       </w:r>
     </w:p>
     <w:p>
       <w:pPr>
-        <w:pStyle w:val="ListBullet"/>
-      </w:pPr>
-      <w:r>
-        <w:t>Helmet middleware - sets security-focused HTTP headers</w:t>
+        <w:spacing w:after="0" w:before="0"/>
+        <w:ind w:left="360"/>
+      </w:pPr>
+      <w:r>
+        <w:rPr>
+          <w:rFonts w:ascii="Consolas" w:hAnsi="Consolas"/>
+          <w:sz w:val="18"/>
+        </w:rPr>
+        <w:t>+-- DATA STORES</w:t>
       </w:r>
     </w:p>
     <w:p>
       <w:pPr>
-        <w:pStyle w:val="ListBullet"/>
-      </w:pPr>
-      <w:r>
-        <w:t>Controlled error responses - never exposes stack traces or internal paths</w:t>
+        <w:spacing w:after="0" w:before="0"/>
+        <w:ind w:left="360"/>
+      </w:pPr>
+      <w:r>
+        <w:rPr>
+          <w:rFonts w:ascii="Consolas" w:hAnsi="Consolas"/>
+          <w:sz w:val="18"/>
+        </w:rPr>
+        <w:t xml:space="preserve">      +-- In-memory user store (Part 1)</w:t>
       </w:r>
     </w:p>
     <w:p>
       <w:pPr>
-        <w:pStyle w:val="Heading2"/>
-      </w:pPr>
-      <w:r>
-        <w:t>4.4 Data Layer</w:t>
+        <w:spacing w:after="0" w:before="0"/>
+        <w:ind w:left="360"/>
+      </w:pPr>
+      <w:r>
+        <w:rPr>
+          <w:rFonts w:ascii="Consolas" w:hAnsi="Consolas"/>
+          <w:sz w:val="18"/>
+        </w:rPr>
+        <w:t xml:space="preserve">      +-- MongoDB              (Part 2)</w:t>
       </w:r>
     </w:p>
     <w:p>
-      <w:r>
-        <w:t>Currently using in-memory storage for user data. This will be migrated to MongoDB in Part 2. Logging is handled by Winston, writing structured JSON logs to the filesystem.</w:t>
+      <w:pPr>
+        <w:spacing w:after="0" w:before="0"/>
+        <w:ind w:left="360"/>
+      </w:pPr>
+      <w:r>
+        <w:rPr>
+          <w:rFonts w:ascii="Consolas" w:hAnsi="Consolas"/>
+          <w:sz w:val="18"/>
+        </w:rPr>
+        <w:t xml:space="preserve">      +-- Winston log files</w:t>
       </w:r>
     </w:p>
     <w:p>
       <w:pPr>
-        <w:pStyle w:val="Heading1"/>
-      </w:pPr>
-      <w:r>
-        <w:t>5. Backend Structure</w:t>
-      </w:r>
+        <w:spacing w:after="0"/>
+      </w:pPr>
     </w:p>
     <w:p>
-      <w:r>
-        <w:t>The backend project is organised as follows:</w:t>
+      <w:pPr>
+        <w:pStyle w:val="Heading1"/>
+      </w:pPr>
+      <w:r>
+        <w:t>4. Architecture Explanation</w:t>
       </w:r>
     </w:p>
     <w:p>
       <w:r>
-        <w:t>backend/</w:t>
+        <w:t>The application separates concerns across four layers. Each one has a single responsibility, and a request passes through them in order.</w:t>
       </w:r>
     </w:p>
     <w:p>
-      <w:r>
-        <w:t xml:space="preserve">  server.js                  # Entry point - HTTPS server</w:t>
+      <w:pPr>
+        <w:pStyle w:val="Heading2"/>
+      </w:pPr>
+      <w:r>
+        <w:t>4.1 Client Layer</w:t>
       </w:r>
     </w:p>
     <w:p>
       <w:r>
-        <w:t xml:space="preserve">  .env                       # Environment variables</w:t>
+        <w:t>The client is a native Android application written in Kotlin, in the android/ folder. It talks to the API over HTTPS only, at https://10.0.2.2:3443/ (the emulator's alias for the host machine). Every protected request carries the JWT in an Authorization: Bearer header. The app pins the backend certificate, so it will refuse to connect to any server that does not present that exact certificate, and it keeps the token in EncryptedSharedPreferences (AES-256-GCM) rather than in plain preferences.</w:t>
       </w:r>
     </w:p>
     <w:p>
-      <w:r>
-        <w:t xml:space="preserve">  package.json</w:t>
+      <w:pPr>
+        <w:pStyle w:val="Heading2"/>
+      </w:pPr>
+      <w:r>
+        <w:t>4.2 API Layer (Express / Node.js)</w:t>
       </w:r>
     </w:p>
     <w:p>
       <w:r>
-        <w:t xml:space="preserve">  certs/</w:t>
+        <w:t>The Express server is the core of the backend. Requests pass through the middleware pipeline in the order below before any business logic runs, so malformed or abusive requests are rejected as early as possible:</w:t>
       </w:r>
     </w:p>
     <w:p>
-      <w:r>
-        <w:t xml:space="preserve">    cert.pem                 # SSL certificate (self-signed)</w:t>
+      <w:pPr>
+        <w:pStyle w:val="ListNumber"/>
+      </w:pPr>
+      <w:r>
+        <w:t>Helmet sets secure HTTP headers (CSP, HSTS, X-Frame-Options and others).</w:t>
       </w:r>
     </w:p>
     <w:p>
-      <w:r>
-        <w:t xml:space="preserve">    key.pem                  # SSL private key</w:t>
+      <w:pPr>
+        <w:pStyle w:val="ListNumber"/>
+      </w:pPr>
+      <w:r>
+        <w:t>CORS controls which origins may call the API.</w:t>
       </w:r>
     </w:p>
     <w:p>
-      <w:r>
-        <w:t xml:space="preserve">  logs/                      # Application logs (generated at runtime)</w:t>
+      <w:pPr>
+        <w:pStyle w:val="ListNumber"/>
+      </w:pPr>
+      <w:r>
+        <w:t>Rate limiting caps how many requests an IP address can make.</w:t>
       </w:r>
     </w:p>
     <w:p>
-      <w:r>
-        <w:t xml:space="preserve">  scripts/</w:t>
+      <w:pPr>
+        <w:pStyle w:val="ListNumber"/>
+      </w:pPr>
+      <w:r>
+        <w:t>The body parser rejects payloads over 10 KB.</w:t>
       </w:r>
     </w:p>
     <w:p>
-      <w:r>
-        <w:t xml:space="preserve">    generate-cert.js          # Self-signed certificate generator</w:t>
+      <w:pPr>
+        <w:pStyle w:val="ListNumber"/>
+      </w:pPr>
+      <w:r>
+        <w:t>Route-level validation checks and sanitises every field.</w:t>
       </w:r>
     </w:p>
     <w:p>
-      <w:r>
-        <w:t xml:space="preserve">  src/</w:t>
+      <w:pPr>
+        <w:pStyle w:val="ListNumber"/>
+      </w:pPr>
+      <w:r>
+        <w:t>JWT authentication runs on protected routes only.</w:t>
       </w:r>
     </w:p>
     <w:p>
-      <w:r>
-        <w:t xml:space="preserve">    app.js                   # Express app configuration</w:t>
+      <w:pPr>
+        <w:pStyle w:val="ListNumber"/>
+      </w:pPr>
+      <w:r>
+        <w:t>The route handler executes the business logic.</w:t>
       </w:r>
     </w:p>
     <w:p>
-      <w:r>
-        <w:t xml:space="preserve">    middleware/</w:t>
+      <w:pPr>
+        <w:pStyle w:val="ListNumber"/>
+      </w:pPr>
+      <w:r>
+        <w:t>The central error handler catches anything thrown and returns a safe response.</w:t>
       </w:r>
     </w:p>
     <w:p>
-      <w:r>
-        <w:t xml:space="preserve">      auth.js                # JWT authentication middleware</w:t>
+      <w:pPr>
+        <w:pStyle w:val="Heading2"/>
+      </w:pPr>
+      <w:r>
+        <w:t>4.3 Security Layer</w:t>
       </w:r>
     </w:p>
     <w:p>
       <w:r>
-        <w:t xml:space="preserve">      errorHandler.js        # Centralised error handler</w:t>
+        <w:t>Security is applied at every layer rather than added at the end. The controls are:</w:t>
       </w:r>
     </w:p>
     <w:p>
-      <w:r>
-        <w:t xml:space="preserve">      validate.js            # Input validation rules</w:t>
+      <w:pPr>
+        <w:pStyle w:val="ListBullet"/>
+      </w:pPr>
+      <w:r>
+        <w:t>bcrypt password hashing (12 rounds), so stored credentials are never readable</w:t>
       </w:r>
     </w:p>
     <w:p>
-      <w:r>
-        <w:t xml:space="preserve">    models/</w:t>
+      <w:pPr>
+        <w:pStyle w:val="ListBullet"/>
+      </w:pPr>
+      <w:r>
+        <w:t>Stateless JWT authentication, verified on every protected request</w:t>
       </w:r>
     </w:p>
     <w:p>
-      <w:r>
-        <w:t xml:space="preserve">      user.js                # User model (in-memory storage)</w:t>
+      <w:pPr>
+        <w:pStyle w:val="ListBullet"/>
+      </w:pPr>
+      <w:r>
+        <w:t>HTTPS with TLS 1.2 as the minimum version, so nothing travels in clear text</w:t>
       </w:r>
     </w:p>
     <w:p>
-      <w:r>
-        <w:t xml:space="preserve">    routes/</w:t>
+      <w:pPr>
+        <w:pStyle w:val="ListBullet"/>
+      </w:pPr>
+      <w:r>
+        <w:t>Input validation with express-validator, which rejects malformed input before it is used</w:t>
       </w:r>
     </w:p>
     <w:p>
-      <w:r>
-        <w:t xml:space="preserve">      auth.js                # Auth routes</w:t>
+      <w:pPr>
+        <w:pStyle w:val="ListBullet"/>
+      </w:pPr>
+      <w:r>
+        <w:t>Rate limiting, which slows brute-force and denial-of-service attempts</w:t>
       </w:r>
     </w:p>
     <w:p>
-      <w:r>
-        <w:t xml:space="preserve">    utils/</w:t>
+      <w:pPr>
+        <w:pStyle w:val="ListBullet"/>
+      </w:pPr>
+      <w:r>
+        <w:t>Helmet, which sets security-focused HTTP headers and removes X-Powered-By</w:t>
       </w:r>
     </w:p>
     <w:p>
-      <w:r>
-        <w:t xml:space="preserve">      logger.js              # Winston logger configuration</w:t>
+      <w:pPr>
+        <w:pStyle w:val="ListBullet"/>
+      </w:pPr>
+      <w:r>
+        <w:t>Controlled error responses, which never return stack traces or file paths</w:t>
       </w:r>
     </w:p>
     <w:p>
-      <w:r>
-        <w:t xml:space="preserve">  tests/</w:t>
+      <w:pPr>
+        <w:pStyle w:val="Heading2"/>
+      </w:pPr>
+      <w:r>
+        <w:t>4.4 Data Layer</w:t>
       </w:r>
     </w:p>
     <w:p>
       <w:r>
-        <w:t xml:space="preserve">    auth.test.js             # Jest unit tests</w:t>
+        <w:t>User records are held in an in-memory store for Part 1 and will move to MongoDB in Part 2. The store exposes the same functions either way, so the routes will not need to change. Winston writes structured JSON logs to the logs/ folder, which is excluded from version control.</w:t>
       </w:r>
     </w:p>
     <w:p>
@@ -812,12 +1045,363 @@
         <w:pStyle w:val="Heading1"/>
       </w:pPr>
       <w:r>
-        <w:t>6. API Endpoints</w:t>
+        <w:t>5. Backend Structure</w:t>
       </w:r>
     </w:p>
     <w:p>
       <w:r>
-        <w:t>The following API endpoints are implemented:</w:t>
+        <w:t>The backend is organised as follows:</w:t>
+      </w:r>
+    </w:p>
+    <w:p>
+      <w:pPr>
+        <w:spacing w:after="0" w:before="0"/>
+        <w:ind w:left="360"/>
+      </w:pPr>
+      <w:r>
+        <w:rPr>
+          <w:rFonts w:ascii="Consolas" w:hAnsi="Consolas"/>
+          <w:sz w:val="18"/>
+        </w:rPr>
+        <w:t>backend/</w:t>
+      </w:r>
+    </w:p>
+    <w:p>
+      <w:pPr>
+        <w:spacing w:after="0" w:before="0"/>
+        <w:ind w:left="360"/>
+      </w:pPr>
+      <w:r>
+        <w:rPr>
+          <w:rFonts w:ascii="Consolas" w:hAnsi="Consolas"/>
+          <w:sz w:val="18"/>
+        </w:rPr>
+        <w:t xml:space="preserve">  server.js                   Entry point - creates the HTTPS server</w:t>
+      </w:r>
+    </w:p>
+    <w:p>
+      <w:pPr>
+        <w:spacing w:after="0" w:before="0"/>
+        <w:ind w:left="360"/>
+      </w:pPr>
+      <w:r>
+        <w:rPr>
+          <w:rFonts w:ascii="Consolas" w:hAnsi="Consolas"/>
+          <w:sz w:val="18"/>
+        </w:rPr>
+        <w:t xml:space="preserve">  .env                        Environment variables (not committed)</w:t>
+      </w:r>
+    </w:p>
+    <w:p>
+      <w:pPr>
+        <w:spacing w:after="0" w:before="0"/>
+        <w:ind w:left="360"/>
+      </w:pPr>
+      <w:r>
+        <w:rPr>
+          <w:rFonts w:ascii="Consolas" w:hAnsi="Consolas"/>
+          <w:sz w:val="18"/>
+        </w:rPr>
+        <w:t xml:space="preserve">  .env.example                Template for the above</w:t>
+      </w:r>
+    </w:p>
+    <w:p>
+      <w:pPr>
+        <w:spacing w:after="0" w:before="0"/>
+        <w:ind w:left="360"/>
+      </w:pPr>
+      <w:r>
+        <w:rPr>
+          <w:rFonts w:ascii="Consolas" w:hAnsi="Consolas"/>
+          <w:sz w:val="18"/>
+        </w:rPr>
+        <w:t xml:space="preserve">  package.json</w:t>
+      </w:r>
+    </w:p>
+    <w:p>
+      <w:pPr>
+        <w:spacing w:after="0" w:before="0"/>
+        <w:ind w:left="360"/>
+      </w:pPr>
+      <w:r>
+        <w:rPr>
+          <w:rFonts w:ascii="Consolas" w:hAnsi="Consolas"/>
+          <w:sz w:val="18"/>
+        </w:rPr>
+        <w:t xml:space="preserve">  certs/</w:t>
+      </w:r>
+    </w:p>
+    <w:p>
+      <w:pPr>
+        <w:spacing w:after="0" w:before="0"/>
+        <w:ind w:left="360"/>
+      </w:pPr>
+      <w:r>
+        <w:rPr>
+          <w:rFonts w:ascii="Consolas" w:hAnsi="Consolas"/>
+          <w:sz w:val="18"/>
+        </w:rPr>
+        <w:t xml:space="preserve">    cert.pem                  Self-signed TLS certificate</w:t>
+      </w:r>
+    </w:p>
+    <w:p>
+      <w:pPr>
+        <w:spacing w:after="0" w:before="0"/>
+        <w:ind w:left="360"/>
+      </w:pPr>
+      <w:r>
+        <w:rPr>
+          <w:rFonts w:ascii="Consolas" w:hAnsi="Consolas"/>
+          <w:sz w:val="18"/>
+        </w:rPr>
+        <w:t xml:space="preserve">    key.pem                   TLS private key</w:t>
+      </w:r>
+    </w:p>
+    <w:p>
+      <w:pPr>
+        <w:spacing w:after="0" w:before="0"/>
+        <w:ind w:left="360"/>
+      </w:pPr>
+      <w:r>
+        <w:rPr>
+          <w:rFonts w:ascii="Consolas" w:hAnsi="Consolas"/>
+          <w:sz w:val="18"/>
+        </w:rPr>
+        <w:t xml:space="preserve">  logs/                       Winston output (generated at runtime)</w:t>
+      </w:r>
+    </w:p>
+    <w:p>
+      <w:pPr>
+        <w:spacing w:after="0" w:before="0"/>
+        <w:ind w:left="360"/>
+      </w:pPr>
+      <w:r>
+        <w:rPr>
+          <w:rFonts w:ascii="Consolas" w:hAnsi="Consolas"/>
+          <w:sz w:val="18"/>
+        </w:rPr>
+        <w:t xml:space="preserve">  scripts/</w:t>
+      </w:r>
+    </w:p>
+    <w:p>
+      <w:pPr>
+        <w:spacing w:after="0" w:before="0"/>
+        <w:ind w:left="360"/>
+      </w:pPr>
+      <w:r>
+        <w:rPr>
+          <w:rFonts w:ascii="Consolas" w:hAnsi="Consolas"/>
+          <w:sz w:val="18"/>
+        </w:rPr>
+        <w:t xml:space="preserve">    generate-cert.js          Self-signed certificate generator</w:t>
+      </w:r>
+    </w:p>
+    <w:p>
+      <w:pPr>
+        <w:spacing w:after="0" w:before="0"/>
+        <w:ind w:left="360"/>
+      </w:pPr>
+      <w:r>
+        <w:rPr>
+          <w:rFonts w:ascii="Consolas" w:hAnsi="Consolas"/>
+          <w:sz w:val="18"/>
+        </w:rPr>
+        <w:t xml:space="preserve">  src/</w:t>
+      </w:r>
+    </w:p>
+    <w:p>
+      <w:pPr>
+        <w:spacing w:after="0" w:before="0"/>
+        <w:ind w:left="360"/>
+      </w:pPr>
+      <w:r>
+        <w:rPr>
+          <w:rFonts w:ascii="Consolas" w:hAnsi="Consolas"/>
+          <w:sz w:val="18"/>
+        </w:rPr>
+        <w:t xml:space="preserve">    app.js                    Express app and middleware pipeline</w:t>
+      </w:r>
+    </w:p>
+    <w:p>
+      <w:pPr>
+        <w:spacing w:after="0" w:before="0"/>
+        <w:ind w:left="360"/>
+      </w:pPr>
+      <w:r>
+        <w:rPr>
+          <w:rFonts w:ascii="Consolas" w:hAnsi="Consolas"/>
+          <w:sz w:val="18"/>
+        </w:rPr>
+        <w:t xml:space="preserve">    middleware/</w:t>
+      </w:r>
+    </w:p>
+    <w:p>
+      <w:pPr>
+        <w:spacing w:after="0" w:before="0"/>
+        <w:ind w:left="360"/>
+      </w:pPr>
+      <w:r>
+        <w:rPr>
+          <w:rFonts w:ascii="Consolas" w:hAnsi="Consolas"/>
+          <w:sz w:val="18"/>
+        </w:rPr>
+        <w:t xml:space="preserve">      auth.js                 JWT verification</w:t>
+      </w:r>
+    </w:p>
+    <w:p>
+      <w:pPr>
+        <w:spacing w:after="0" w:before="0"/>
+        <w:ind w:left="360"/>
+      </w:pPr>
+      <w:r>
+        <w:rPr>
+          <w:rFonts w:ascii="Consolas" w:hAnsi="Consolas"/>
+          <w:sz w:val="18"/>
+        </w:rPr>
+        <w:t xml:space="preserve">      errorHandler.js         Central error handler and 404 handler</w:t>
+      </w:r>
+    </w:p>
+    <w:p>
+      <w:pPr>
+        <w:spacing w:after="0" w:before="0"/>
+        <w:ind w:left="360"/>
+      </w:pPr>
+      <w:r>
+        <w:rPr>
+          <w:rFonts w:ascii="Consolas" w:hAnsi="Consolas"/>
+          <w:sz w:val="18"/>
+        </w:rPr>
+        <w:t xml:space="preserve">      validate.js             express-validator rule sets</w:t>
+      </w:r>
+    </w:p>
+    <w:p>
+      <w:pPr>
+        <w:spacing w:after="0" w:before="0"/>
+        <w:ind w:left="360"/>
+      </w:pPr>
+      <w:r>
+        <w:rPr>
+          <w:rFonts w:ascii="Consolas" w:hAnsi="Consolas"/>
+          <w:sz w:val="18"/>
+        </w:rPr>
+        <w:t xml:space="preserve">    models/</w:t>
+      </w:r>
+    </w:p>
+    <w:p>
+      <w:pPr>
+        <w:spacing w:after="0" w:before="0"/>
+        <w:ind w:left="360"/>
+      </w:pPr>
+      <w:r>
+        <w:rPr>
+          <w:rFonts w:ascii="Consolas" w:hAnsi="Consolas"/>
+          <w:sz w:val="18"/>
+        </w:rPr>
+        <w:t xml:space="preserve">      user.js                 In-memory user store and bcrypt helpers</w:t>
+      </w:r>
+    </w:p>
+    <w:p>
+      <w:pPr>
+        <w:spacing w:after="0" w:before="0"/>
+        <w:ind w:left="360"/>
+      </w:pPr>
+      <w:r>
+        <w:rPr>
+          <w:rFonts w:ascii="Consolas" w:hAnsi="Consolas"/>
+          <w:sz w:val="18"/>
+        </w:rPr>
+        <w:t xml:space="preserve">    routes/</w:t>
+      </w:r>
+    </w:p>
+    <w:p>
+      <w:pPr>
+        <w:spacing w:after="0" w:before="0"/>
+        <w:ind w:left="360"/>
+      </w:pPr>
+      <w:r>
+        <w:rPr>
+          <w:rFonts w:ascii="Consolas" w:hAnsi="Consolas"/>
+          <w:sz w:val="18"/>
+        </w:rPr>
+        <w:t xml:space="preserve">      auth.js                 Register, login and profile routes</w:t>
+      </w:r>
+    </w:p>
+    <w:p>
+      <w:pPr>
+        <w:spacing w:after="0" w:before="0"/>
+        <w:ind w:left="360"/>
+      </w:pPr>
+      <w:r>
+        <w:rPr>
+          <w:rFonts w:ascii="Consolas" w:hAnsi="Consolas"/>
+          <w:sz w:val="18"/>
+        </w:rPr>
+        <w:t xml:space="preserve">    utils/</w:t>
+      </w:r>
+    </w:p>
+    <w:p>
+      <w:pPr>
+        <w:spacing w:after="0" w:before="0"/>
+        <w:ind w:left="360"/>
+      </w:pPr>
+      <w:r>
+        <w:rPr>
+          <w:rFonts w:ascii="Consolas" w:hAnsi="Consolas"/>
+          <w:sz w:val="18"/>
+        </w:rPr>
+        <w:t xml:space="preserve">      logger.js               Winston configuration</w:t>
+      </w:r>
+    </w:p>
+    <w:p>
+      <w:pPr>
+        <w:spacing w:after="0" w:before="0"/>
+        <w:ind w:left="360"/>
+      </w:pPr>
+      <w:r>
+        <w:rPr>
+          <w:rFonts w:ascii="Consolas" w:hAnsi="Consolas"/>
+          <w:sz w:val="18"/>
+        </w:rPr>
+        <w:t xml:space="preserve">  tests/</w:t>
+      </w:r>
+    </w:p>
+    <w:p>
+      <w:pPr>
+        <w:spacing w:after="0" w:before="0"/>
+        <w:ind w:left="360"/>
+      </w:pPr>
+      <w:r>
+        <w:rPr>
+          <w:rFonts w:ascii="Consolas" w:hAnsi="Consolas"/>
+          <w:sz w:val="18"/>
+        </w:rPr>
+        <w:t xml:space="preserve">    auth.test.js              Endpoint tests</w:t>
+      </w:r>
+    </w:p>
+    <w:p>
+      <w:pPr>
+        <w:spacing w:after="0" w:before="0"/>
+        <w:ind w:left="360"/>
+      </w:pPr>
+      <w:r>
+        <w:rPr>
+          <w:rFonts w:ascii="Consolas" w:hAnsi="Consolas"/>
+          <w:sz w:val="18"/>
+        </w:rPr>
+        <w:t xml:space="preserve">    security.test.js          Security regression tests</w:t>
+      </w:r>
+    </w:p>
+    <w:p>
+      <w:pPr>
+        <w:spacing w:after="0"/>
+      </w:pPr>
+    </w:p>
+    <w:p>
+      <w:pPr>
+        <w:pStyle w:val="Heading1"/>
+      </w:pPr>
+      <w:r>
+        <w:t>6. API Endpoints</w:t>
       </w:r>
     </w:p>
     <w:tbl>
@@ -836,7 +1420,7 @@
       <w:tr>
         <w:tc>
           <w:tcPr>
-            <w:tcW w:type="dxa" w:w="2160"/>
+            <w:tcW w:type="dxa" w:w="1152"/>
           </w:tcPr>
           <w:p>
             <w:r>
@@ -849,7 +1433,7 @@
         </w:tc>
         <w:tc>
           <w:tcPr>
-            <w:tcW w:type="dxa" w:w="2160"/>
+            <w:tcW w:type="dxa" w:w="2448"/>
           </w:tcPr>
           <w:p>
             <w:r>
@@ -862,20 +1446,20 @@
         </w:tc>
         <w:tc>
           <w:tcPr>
-            <w:tcW w:type="dxa" w:w="2160"/>
+            <w:tcW w:type="dxa" w:w="864"/>
           </w:tcPr>
           <w:p>
             <w:r>
               <w:rPr>
                 <w:b/>
               </w:rPr>
-              <w:t>Auth Required</w:t>
+              <w:t>Auth</w:t>
             </w:r>
           </w:p>
         </w:tc>
         <w:tc>
           <w:tcPr>
-            <w:tcW w:type="dxa" w:w="2160"/>
+            <w:tcW w:type="dxa" w:w="4176"/>
           </w:tcPr>
           <w:p>
             <w:r>
@@ -890,7 +1474,7 @@
       <w:tr>
         <w:tc>
           <w:tcPr>
-            <w:tcW w:type="dxa" w:w="2160"/>
+            <w:tcW w:type="dxa" w:w="1152"/>
           </w:tcPr>
           <w:p>
             <w:r>
@@ -900,7 +1484,49 @@
         </w:tc>
         <w:tc>
           <w:tcPr>
-            <w:tcW w:type="dxa" w:w="2160"/>
+            <w:tcW w:type="dxa" w:w="2448"/>
+          </w:tcPr>
+          <w:p>
+            <w:r>
+              <w:t>/</w:t>
+            </w:r>
+          </w:p>
+        </w:tc>
+        <w:tc>
+          <w:tcPr>
+            <w:tcW w:type="dxa" w:w="864"/>
+          </w:tcPr>
+          <w:p>
+            <w:r>
+              <w:t>No</w:t>
+            </w:r>
+          </w:p>
+        </w:tc>
+        <w:tc>
+          <w:tcPr>
+            <w:tcW w:type="dxa" w:w="4176"/>
+          </w:tcPr>
+          <w:p>
+            <w:r>
+              <w:t>API welcome payload listing the available endpoints</w:t>
+            </w:r>
+          </w:p>
+        </w:tc>
+      </w:tr>
+      <w:tr>
+        <w:tc>
+          <w:tcPr>
+            <w:tcW w:type="dxa" w:w="1152"/>
+          </w:tcPr>
+          <w:p>
+            <w:r>
+              <w:t>GET</w:t>
+            </w:r>
+          </w:p>
+        </w:tc>
+        <w:tc>
+          <w:tcPr>
+            <w:tcW w:type="dxa" w:w="2448"/>
           </w:tcPr>
           <w:p>
             <w:r>
@@ -910,7 +1536,7 @@
         </w:tc>
         <w:tc>
           <w:tcPr>
-            <w:tcW w:type="dxa" w:w="2160"/>
+            <w:tcW w:type="dxa" w:w="864"/>
           </w:tcPr>
           <w:p>
             <w:r>
@@ -920,11 +1546,11 @@
         </w:tc>
         <w:tc>
           <w:tcPr>
-            <w:tcW w:type="dxa" w:w="2160"/>
+            <w:tcW w:type="dxa" w:w="4176"/>
           </w:tcPr>
           <w:p>
             <w:r>
-              <w:t>Health check / server status</w:t>
+              <w:t>Health check</w:t>
             </w:r>
           </w:p>
         </w:tc>
@@ -932,7 +1558,7 @@
       <w:tr>
         <w:tc>
           <w:tcPr>
-            <w:tcW w:type="dxa" w:w="2160"/>
+            <w:tcW w:type="dxa" w:w="1152"/>
           </w:tcPr>
           <w:p>
             <w:r>
@@ -942,7 +1568,7 @@
         </w:tc>
         <w:tc>
           <w:tcPr>
-            <w:tcW w:type="dxa" w:w="2160"/>
+            <w:tcW w:type="dxa" w:w="2448"/>
           </w:tcPr>
           <w:p>
             <w:r>
@@ -952,7 +1578,7 @@
         </w:tc>
         <w:tc>
           <w:tcPr>
-            <w:tcW w:type="dxa" w:w="2160"/>
+            <w:tcW w:type="dxa" w:w="864"/>
           </w:tcPr>
           <w:p>
             <w:r>
@@ -962,11 +1588,11 @@
         </w:tc>
         <w:tc>
           <w:tcPr>
-            <w:tcW w:type="dxa" w:w="2160"/>
+            <w:tcW w:type="dxa" w:w="4176"/>
           </w:tcPr>
           <w:p>
             <w:r>
-              <w:t>Register a new user</w:t>
+              <w:t>Create an account and return a JWT</w:t>
             </w:r>
           </w:p>
         </w:tc>
@@ -974,7 +1600,7 @@
       <w:tr>
         <w:tc>
           <w:tcPr>
-            <w:tcW w:type="dxa" w:w="2160"/>
+            <w:tcW w:type="dxa" w:w="1152"/>
           </w:tcPr>
           <w:p>
             <w:r>
@@ -984,7 +1610,7 @@
         </w:tc>
         <w:tc>
           <w:tcPr>
-            <w:tcW w:type="dxa" w:w="2160"/>
+            <w:tcW w:type="dxa" w:w="2448"/>
           </w:tcPr>
           <w:p>
             <w:r>
@@ -994,7 +1620,7 @@
         </w:tc>
         <w:tc>
           <w:tcPr>
-            <w:tcW w:type="dxa" w:w="2160"/>
+            <w:tcW w:type="dxa" w:w="864"/>
           </w:tcPr>
           <w:p>
             <w:r>
@@ -1004,11 +1630,11 @@
         </w:tc>
         <w:tc>
           <w:tcPr>
-            <w:tcW w:type="dxa" w:w="2160"/>
+            <w:tcW w:type="dxa" w:w="4176"/>
           </w:tcPr>
           <w:p>
             <w:r>
-              <w:t>Login and receive JWT token</w:t>
+              <w:t>Authenticate and return a JWT</w:t>
             </w:r>
           </w:p>
         </w:tc>
@@ -1016,7 +1642,7 @@
       <w:tr>
         <w:tc>
           <w:tcPr>
-            <w:tcW w:type="dxa" w:w="2160"/>
+            <w:tcW w:type="dxa" w:w="1152"/>
           </w:tcPr>
           <w:p>
             <w:r>
@@ -1026,7 +1652,7 @@
         </w:tc>
         <w:tc>
           <w:tcPr>
-            <w:tcW w:type="dxa" w:w="2160"/>
+            <w:tcW w:type="dxa" w:w="2448"/>
           </w:tcPr>
           <w:p>
             <w:r>
@@ -1036,7 +1662,7 @@
         </w:tc>
         <w:tc>
           <w:tcPr>
-            <w:tcW w:type="dxa" w:w="2160"/>
+            <w:tcW w:type="dxa" w:w="864"/>
           </w:tcPr>
           <w:p>
             <w:r>
@@ -1046,221 +1672,561 @@
         </w:tc>
         <w:tc>
           <w:tcPr>
-            <w:tcW w:type="dxa" w:w="2160"/>
+            <w:tcW w:type="dxa" w:w="4176"/>
           </w:tcPr>
           <w:p>
             <w:r>
-              <w:t>Get authenticated user profile</w:t>
+              <w:t>Return the authenticated user's profile</w:t>
             </w:r>
           </w:p>
         </w:tc>
       </w:tr>
     </w:tbl>
+    <w:p/>
     <w:p>
-      <w:pPr>
-        <w:pStyle w:val="Heading2"/>
-      </w:pPr>
-      <w:r>
-        <w:t>Request/Response Examples</w:t>
+      <w:r>
+        <w:t>Any other path returns a 404 in the same JSON shape as every other error, so the client only ever has to parse one response format.</w:t>
       </w:r>
     </w:p>
     <w:p>
-      <w:r>
-        <w:t>Registration Request (POST /api/auth/register):</w:t>
+      <w:pPr>
+        <w:pStyle w:val="Heading2"/>
+      </w:pPr>
+      <w:r>
+        <w:t>6.1 Request and Response Examples</w:t>
       </w:r>
     </w:p>
     <w:p>
       <w:r>
+        <w:t>Registration request - POST /api/auth/register</w:t>
+      </w:r>
+    </w:p>
+    <w:p>
+      <w:pPr>
+        <w:spacing w:after="0" w:before="0"/>
+        <w:ind w:left="360"/>
+      </w:pPr>
+      <w:r>
         <w:rPr>
-          <w:rFonts w:ascii="Courier New" w:hAnsi="Courier New"/>
+          <w:rFonts w:ascii="Consolas" w:hAnsi="Consolas"/>
           <w:sz w:val="18"/>
         </w:rPr>
-        <w:t>{"name": "John Doe", "email": "john@example.com", "password": "SecurePass1!", "role": "freelancer"}</w:t>
+        <w:t>{</w:t>
       </w:r>
     </w:p>
     <w:p>
-      <w:r>
-        <w:t>Registration Response (201 Created):</w:t>
+      <w:pPr>
+        <w:spacing w:after="0" w:before="0"/>
+        <w:ind w:left="360"/>
+      </w:pPr>
+      <w:r>
+        <w:rPr>
+          <w:rFonts w:ascii="Consolas" w:hAnsi="Consolas"/>
+          <w:sz w:val="18"/>
+        </w:rPr>
+        <w:t xml:space="preserve">  "name": "John Doe",</w:t>
       </w:r>
     </w:p>
     <w:p>
+      <w:pPr>
+        <w:spacing w:after="0" w:before="0"/>
+        <w:ind w:left="360"/>
+      </w:pPr>
       <w:r>
         <w:rPr>
-          <w:rFonts w:ascii="Courier New" w:hAnsi="Courier New"/>
+          <w:rFonts w:ascii="Consolas" w:hAnsi="Consolas"/>
           <w:sz w:val="18"/>
         </w:rPr>
-        <w:t>{"status": "success", "message": "User registered successfully", "data": {"user": {"id": 1, "name": "John Doe", "email": "john@example.com", "role": "freelancer"}, "token": "eyJhbGciOiJIUzI1NiIs..."}}</w:t>
+        <w:t xml:space="preserve">  "email": "john@example.com",</w:t>
       </w:r>
     </w:p>
     <w:p>
-      <w:r>
-        <w:t>Login Request (POST /api/auth/login):</w:t>
+      <w:pPr>
+        <w:spacing w:after="0" w:before="0"/>
+        <w:ind w:left="360"/>
+      </w:pPr>
+      <w:r>
+        <w:rPr>
+          <w:rFonts w:ascii="Consolas" w:hAnsi="Consolas"/>
+          <w:sz w:val="18"/>
+        </w:rPr>
+        <w:t xml:space="preserve">  "password": "SecurePass1!",</w:t>
       </w:r>
     </w:p>
     <w:p>
+      <w:pPr>
+        <w:spacing w:after="0" w:before="0"/>
+        <w:ind w:left="360"/>
+      </w:pPr>
       <w:r>
         <w:rPr>
-          <w:rFonts w:ascii="Courier New" w:hAnsi="Courier New"/>
+          <w:rFonts w:ascii="Consolas" w:hAnsi="Consolas"/>
           <w:sz w:val="18"/>
         </w:rPr>
-        <w:t>{"email": "john@example.com", "password": "SecurePass1!"}</w:t>
+        <w:t xml:space="preserve">  "role": "freelancer"</w:t>
       </w:r>
     </w:p>
     <w:p>
-      <w:r>
-        <w:t>Error Response (401 Unauthorized):</w:t>
+      <w:pPr>
+        <w:spacing w:after="0" w:before="0"/>
+        <w:ind w:left="360"/>
+      </w:pPr>
+      <w:r>
+        <w:rPr>
+          <w:rFonts w:ascii="Consolas" w:hAnsi="Consolas"/>
+          <w:sz w:val="18"/>
+        </w:rPr>
+        <w:t>}</w:t>
       </w:r>
     </w:p>
     <w:p>
+      <w:pPr>
+        <w:spacing w:after="0"/>
+      </w:pPr>
+    </w:p>
+    <w:p>
+      <w:r>
+        <w:t>Registration response - 201 Created</w:t>
+      </w:r>
+    </w:p>
+    <w:p>
+      <w:pPr>
+        <w:spacing w:after="0" w:before="0"/>
+        <w:ind w:left="360"/>
+      </w:pPr>
       <w:r>
         <w:rPr>
-          <w:rFonts w:ascii="Courier New" w:hAnsi="Courier New"/>
+          <w:rFonts w:ascii="Consolas" w:hAnsi="Consolas"/>
           <w:sz w:val="18"/>
         </w:rPr>
-        <w:t>{"status": "error", "statusCode": 401, "message": "Invalid email or password"}</w:t>
+        <w:t>{</w:t>
       </w:r>
     </w:p>
     <w:p>
       <w:pPr>
-        <w:pStyle w:val="Heading1"/>
-      </w:pPr>
-      <w:r>
-        <w:t>7. Security Decisions</w:t>
+        <w:spacing w:after="0" w:before="0"/>
+        <w:ind w:left="360"/>
+      </w:pPr>
+      <w:r>
+        <w:rPr>
+          <w:rFonts w:ascii="Consolas" w:hAnsi="Consolas"/>
+          <w:sz w:val="18"/>
+        </w:rPr>
+        <w:t xml:space="preserve">  "status": "success",</w:t>
       </w:r>
     </w:p>
     <w:p>
       <w:pPr>
-        <w:pStyle w:val="Heading2"/>
-      </w:pPr>
-      <w:r>
-        <w:t>7.1 Password Hashing</w:t>
+        <w:spacing w:after="0" w:before="0"/>
+        <w:ind w:left="360"/>
+      </w:pPr>
+      <w:r>
+        <w:rPr>
+          <w:rFonts w:ascii="Consolas" w:hAnsi="Consolas"/>
+          <w:sz w:val="18"/>
+        </w:rPr>
+        <w:t xml:space="preserve">  "message": "User registered successfully",</w:t>
       </w:r>
     </w:p>
     <w:p>
       <w:pPr>
-        <w:pStyle w:val="Heading3"/>
-      </w:pPr>
-      <w:r>
-        <w:t>Algorithm: bcrypt with 12 salt rounds</w:t>
+        <w:spacing w:after="0" w:before="0"/>
+        <w:ind w:left="360"/>
+      </w:pPr>
+      <w:r>
+        <w:rPr>
+          <w:rFonts w:ascii="Consolas" w:hAnsi="Consolas"/>
+          <w:sz w:val="18"/>
+        </w:rPr>
+        <w:t xml:space="preserve">  "data": {</w:t>
       </w:r>
     </w:p>
     <w:p>
-      <w:r>
-        <w:t>bcrypt was selected as the password hashing algorithm for the following reasons:</w:t>
+      <w:pPr>
+        <w:spacing w:after="0" w:before="0"/>
+        <w:ind w:left="360"/>
+      </w:pPr>
+      <w:r>
+        <w:rPr>
+          <w:rFonts w:ascii="Consolas" w:hAnsi="Consolas"/>
+          <w:sz w:val="18"/>
+        </w:rPr>
+        <w:t xml:space="preserve">    "user": {</w:t>
       </w:r>
     </w:p>
     <w:p>
       <w:pPr>
-        <w:pStyle w:val="ListBullet"/>
-      </w:pPr>
-      <w:r>
-        <w:t>Slow by design: bcrypt is deliberately computationally expensive, making brute-force and rainbow table attacks infeasible. A single bcrypt hash at 12 rounds takes approximately 250ms to compute, severely limiting attack velocity.</w:t>
+        <w:spacing w:after="0" w:before="0"/>
+        <w:ind w:left="360"/>
+      </w:pPr>
+      <w:r>
+        <w:rPr>
+          <w:rFonts w:ascii="Consolas" w:hAnsi="Consolas"/>
+          <w:sz w:val="18"/>
+        </w:rPr>
+        <w:t xml:space="preserve">      "id": 1,</w:t>
       </w:r>
     </w:p>
     <w:p>
       <w:pPr>
-        <w:pStyle w:val="ListBullet"/>
-      </w:pPr>
-      <w:r>
-        <w:t>Built-in salting: Each password is automatically combined with a unique cryptographic salt before hashing. This means even if two users have the same password, their stored hashes will be different, preventing rainbow table attacks.</w:t>
+        <w:spacing w:after="0" w:before="0"/>
+        <w:ind w:left="360"/>
+      </w:pPr>
+      <w:r>
+        <w:rPr>
+          <w:rFonts w:ascii="Consolas" w:hAnsi="Consolas"/>
+          <w:sz w:val="18"/>
+        </w:rPr>
+        <w:t xml:space="preserve">      "name": "John Doe",</w:t>
       </w:r>
     </w:p>
     <w:p>
       <w:pPr>
-        <w:pStyle w:val="ListBullet"/>
-      </w:pPr>
-      <w:r>
-        <w:t>Adaptive cost factor: The cost factor (salt rounds) can be increased as hardware improves, maintaining future security without changing the algorithm.</w:t>
+        <w:spacing w:after="0" w:before="0"/>
+        <w:ind w:left="360"/>
+      </w:pPr>
+      <w:r>
+        <w:rPr>
+          <w:rFonts w:ascii="Consolas" w:hAnsi="Consolas"/>
+          <w:sz w:val="18"/>
+        </w:rPr>
+        <w:t xml:space="preserve">      "email": "john@example.com",</w:t>
       </w:r>
     </w:p>
     <w:p>
       <w:pPr>
-        <w:pStyle w:val="ListBullet"/>
-      </w:pPr>
-      <w:r>
-        <w:t>Proven track record: bcrypt has been widely peer-reviewed since 1999 and is considered the industry standard for password storage.</w:t>
+        <w:spacing w:after="0" w:before="0"/>
+        <w:ind w:left="360"/>
+      </w:pPr>
+      <w:r>
+        <w:rPr>
+          <w:rFonts w:ascii="Consolas" w:hAnsi="Consolas"/>
+          <w:sz w:val="18"/>
+        </w:rPr>
+        <w:t xml:space="preserve">      "role": "freelancer"</w:t>
       </w:r>
     </w:p>
     <w:p>
-      <w:r>
-        <w:t>Implementation: Passwords are hashed BEFORE storage using bcrypt.hash() with 12 salt rounds. During login, bcrypt.compare() performs constant-time comparison to prevent timing attacks. Under no circumstances are plain-text passwords retained in memory beyond the request lifecycle.</w:t>
+      <w:pPr>
+        <w:spacing w:after="0" w:before="0"/>
+        <w:ind w:left="360"/>
+      </w:pPr>
+      <w:r>
+        <w:rPr>
+          <w:rFonts w:ascii="Consolas" w:hAnsi="Consolas"/>
+          <w:sz w:val="18"/>
+        </w:rPr>
+        <w:t xml:space="preserve">    },</w:t>
       </w:r>
     </w:p>
     <w:p>
       <w:pPr>
-        <w:pStyle w:val="Heading2"/>
-      </w:pPr>
-      <w:r>
-        <w:t>7.2 Token-Based Authentication (JWT)</w:t>
+        <w:spacing w:after="0" w:before="0"/>
+        <w:ind w:left="360"/>
+      </w:pPr>
+      <w:r>
+        <w:rPr>
+          <w:rFonts w:ascii="Consolas" w:hAnsi="Consolas"/>
+          <w:sz w:val="18"/>
+        </w:rPr>
+        <w:t xml:space="preserve">    "token": "eyJhbGciOiJIUzI1NiIs..."</w:t>
       </w:r>
     </w:p>
     <w:p>
       <w:pPr>
-        <w:pStyle w:val="Heading3"/>
-      </w:pPr>
-      <w:r>
-        <w:t>Algorithm: HS256 (HMAC with SHA-256)</w:t>
+        <w:spacing w:after="0" w:before="0"/>
+        <w:ind w:left="360"/>
+      </w:pPr>
+      <w:r>
+        <w:rPr>
+          <w:rFonts w:ascii="Consolas" w:hAnsi="Consolas"/>
+          <w:sz w:val="18"/>
+        </w:rPr>
+        <w:t xml:space="preserve">  }</w:t>
       </w:r>
     </w:p>
     <w:p>
-      <w:r>
-        <w:t>JSON Web Tokens (JWT) were chosen for authentication because:</w:t>
+      <w:pPr>
+        <w:spacing w:after="0" w:before="0"/>
+        <w:ind w:left="360"/>
+      </w:pPr>
+      <w:r>
+        <w:rPr>
+          <w:rFonts w:ascii="Consolas" w:hAnsi="Consolas"/>
+          <w:sz w:val="18"/>
+        </w:rPr>
+        <w:t>}</w:t>
       </w:r>
     </w:p>
     <w:p>
       <w:pPr>
-        <w:pStyle w:val="ListBullet"/>
-      </w:pPr>
-      <w:r>
-        <w:t>Stateless: No server-side session storage is required. Tokens are self-contained, reducing database load and enabling horizontal scaling.</w:t>
-      </w:r>
+        <w:spacing w:after="0"/>
+      </w:pPr>
     </w:p>
     <w:p>
-      <w:pPr>
-        <w:pStyle w:val="ListBullet"/>
-      </w:pPr>
-      <w:r>
-        <w:t>Self-validating: Each token contains the user identity and metadata, cryptographically signed by the server. No token lookup is needed on each request.</w:t>
+      <w:r>
+        <w:t>The password hash is never included in a response. Only the four fields above are returned.</w:t>
       </w:r>
     </w:p>
     <w:p>
-      <w:pPr>
-        <w:pStyle w:val="ListBullet"/>
-      </w:pPr>
-      <w:r>
-        <w:t>Expiration: Tokens have a configurable expiry (JWT_EXPIRES_IN = 1 hour), limiting the window of compromised token misuse.</w:t>
+      <w:r>
+        <w:t>Failed login - 401 Unauthorized</w:t>
       </w:r>
     </w:p>
     <w:p>
       <w:pPr>
-        <w:pStyle w:val="ListBullet"/>
-      </w:pPr>
-      <w:r>
-        <w:t>Payload transparency: The token payload includes user ID, email, role, and name, allowing downstream middleware to make authorization decisions without additional database queries.</w:t>
+        <w:spacing w:after="0" w:before="0"/>
+        <w:ind w:left="360"/>
+      </w:pPr>
+      <w:r>
+        <w:rPr>
+          <w:rFonts w:ascii="Consolas" w:hAnsi="Consolas"/>
+          <w:sz w:val="18"/>
+        </w:rPr>
+        <w:t>{</w:t>
       </w:r>
     </w:p>
     <w:p>
-      <w:r>
-        <w:t>Validation Flow: (1) Client sends Authorization: Bearer &lt;token&gt; header -&gt; (2) Server verifies signature using JWT_SECRET -&gt; (3) Server checks token expiration -&gt; (4) Decoded payload is attached to req.user -&gt; (5) Invalid/expired tokens return 401 status.</w:t>
+      <w:pPr>
+        <w:spacing w:after="0" w:before="0"/>
+        <w:ind w:left="360"/>
+      </w:pPr>
+      <w:r>
+        <w:rPr>
+          <w:rFonts w:ascii="Consolas" w:hAnsi="Consolas"/>
+          <w:sz w:val="18"/>
+        </w:rPr>
+        <w:t xml:space="preserve">  "status": "error",</w:t>
       </w:r>
     </w:p>
     <w:p>
       <w:pPr>
-        <w:pStyle w:val="Heading2"/>
-      </w:pPr>
-      <w:r>
-        <w:t>7.3 Input Validation</w:t>
+        <w:spacing w:after="0" w:before="0"/>
+        <w:ind w:left="360"/>
+      </w:pPr>
+      <w:r>
+        <w:rPr>
+          <w:rFonts w:ascii="Consolas" w:hAnsi="Consolas"/>
+          <w:sz w:val="18"/>
+        </w:rPr>
+        <w:t xml:space="preserve">  "statusCode": 401,</w:t>
       </w:r>
     </w:p>
     <w:p>
-      <w:r>
-        <w:t>Library: express-validator provides middleware-based validation with the following rules:</w:t>
+      <w:pPr>
+        <w:spacing w:after="0" w:before="0"/>
+        <w:ind w:left="360"/>
+      </w:pPr>
+      <w:r>
+        <w:rPr>
+          <w:rFonts w:ascii="Consolas" w:hAnsi="Consolas"/>
+          <w:sz w:val="18"/>
+        </w:rPr>
+        <w:t xml:space="preserve">  "message": "Invalid email or password"</w:t>
+      </w:r>
+    </w:p>
+    <w:p>
+      <w:pPr>
+        <w:spacing w:after="0" w:before="0"/>
+        <w:ind w:left="360"/>
+      </w:pPr>
+      <w:r>
+        <w:rPr>
+          <w:rFonts w:ascii="Consolas" w:hAnsi="Consolas"/>
+          <w:sz w:val="18"/>
+        </w:rPr>
+        <w:t>}</w:t>
+      </w:r>
+    </w:p>
+    <w:p>
+      <w:pPr>
+        <w:spacing w:after="0"/>
+      </w:pPr>
+    </w:p>
+    <w:p>
+      <w:r>
+        <w:t>The same message is returned whether the email does not exist or the password is wrong. If the two cases returned different messages, an attacker could use the API to work out which email addresses are registered.</w:t>
+      </w:r>
+    </w:p>
+    <w:p>
+      <w:pPr>
+        <w:pStyle w:val="Heading1"/>
+      </w:pPr>
+      <w:r>
+        <w:t>7. Security Decisions</w:t>
+      </w:r>
+    </w:p>
+    <w:p>
+      <w:pPr>
+        <w:pStyle w:val="Heading2"/>
+      </w:pPr>
+      <w:r>
+        <w:t>7.1 Password Hashing</w:t>
+      </w:r>
+    </w:p>
+    <w:p>
+      <w:pPr>
+        <w:pStyle w:val="Heading3"/>
+      </w:pPr>
+      <w:r>
+        <w:t>bcrypt with 12 salt rounds</w:t>
+      </w:r>
+    </w:p>
+    <w:p>
+      <w:r>
+        <w:t>Storing passwords in a form that cannot be reversed is the single most important control in an authentication system, because a database is the thing an attacker is most likely to end up with (OWASP, 2021). bcrypt was chosen over a general-purpose hash such as SHA-256 because:</w:t>
+      </w:r>
+    </w:p>
+    <w:p>
+      <w:pPr>
+        <w:pStyle w:val="ListBullet"/>
+      </w:pPr>
+      <w:r>
+        <w:t>It is deliberately slow. At 12 rounds a single hash takes roughly a quarter of a second, so an attacker with a stolen database can only test a few passwords per second per core instead of millions (Provos &amp; Mazieres, 1999).</w:t>
+      </w:r>
+    </w:p>
+    <w:p>
+      <w:pPr>
+        <w:pStyle w:val="ListBullet"/>
+      </w:pPr>
+      <w:r>
+        <w:t>It salts automatically. Every password gets its own random salt, so two users with the same password end up with different hashes and precomputed rainbow tables are useless.</w:t>
+      </w:r>
+    </w:p>
+    <w:p>
+      <w:pPr>
+        <w:pStyle w:val="ListBullet"/>
+      </w:pPr>
+      <w:r>
+        <w:t>The cost factor can be raised. As hardware gets faster the round count can be increased without changing the algorithm or invalidating existing hashes (Provos &amp; Mazieres, 1999).</w:t>
+      </w:r>
+    </w:p>
+    <w:p>
+      <w:pPr>
+        <w:pStyle w:val="ListBullet"/>
+      </w:pPr>
+      <w:r>
+        <w:t>It is well established. bcrypt has been public and peer-reviewed since 1999 and is still one of the algorithms OWASP recommends for password storage (OWASP, 2025a).</w:t>
+      </w:r>
+    </w:p>
+    <w:p>
+      <w:r>
+        <w:t>Passwords are hashed before they are stored, and bcrypt.compare() is used at login so the comparison takes the same amount of time whether or not the password is correct. When an email is not found, the code still runs a comparison against a dummy hash before returning the error, so a failed login takes the same time either way and cannot be used to discover which accounts exist. Plain-text passwords are never written to storage or to the logs.</w:t>
+      </w:r>
+    </w:p>
+    <w:p>
+      <w:pPr>
+        <w:pStyle w:val="Heading2"/>
+      </w:pPr>
+      <w:r>
+        <w:t>7.2 Token-Based Authentication (JWT)</w:t>
+      </w:r>
+    </w:p>
+    <w:p>
+      <w:pPr>
+        <w:pStyle w:val="Heading3"/>
+      </w:pPr>
+      <w:r>
+        <w:t>HS256 (HMAC with SHA-256)</w:t>
+      </w:r>
+    </w:p>
+    <w:p>
+      <w:r>
+        <w:t>A JSON Web Token is a signed, self-contained set of claims about the user, encoded so it can be passed safely in an HTTP header (Jones, et al., 2015). They were chosen for authentication because:</w:t>
+      </w:r>
+    </w:p>
+    <w:p>
+      <w:pPr>
+        <w:pStyle w:val="ListBullet"/>
+      </w:pPr>
+      <w:r>
+        <w:t>They are stateless. No session table is needed, which keeps the API simple and lets it be run on more than one server without shared session storage.</w:t>
+      </w:r>
+    </w:p>
+    <w:p>
+      <w:pPr>
+        <w:pStyle w:val="ListBullet"/>
+      </w:pPr>
+      <w:r>
+        <w:t>They are self-validating. The token carries the user id, email, role and name and is signed by the server, so a protected route can identify the caller without a database lookup.</w:t>
+      </w:r>
+    </w:p>
+    <w:p>
+      <w:pPr>
+        <w:pStyle w:val="ListBullet"/>
+      </w:pPr>
+      <w:r>
+        <w:t>They expire. Tokens are issued with a one-hour lifetime (JWT_EXPIRES_IN), which limits how long a stolen token is useful.</w:t>
+      </w:r>
+    </w:p>
+    <w:p>
+      <w:r>
+        <w:t>A protected request is checked as follows:</w:t>
+      </w:r>
+    </w:p>
+    <w:p>
+      <w:pPr>
+        <w:pStyle w:val="ListNumber"/>
+      </w:pPr>
+      <w:r>
+        <w:t>The client sends Authorization: Bearer &lt;token&gt;.</w:t>
+      </w:r>
+    </w:p>
+    <w:p>
+      <w:pPr>
+        <w:pStyle w:val="ListNumber"/>
+      </w:pPr>
+      <w:r>
+        <w:t>The server verifies the signature against JWT_SECRET.</w:t>
+      </w:r>
+    </w:p>
+    <w:p>
+      <w:pPr>
+        <w:pStyle w:val="ListNumber"/>
+      </w:pPr>
+      <w:r>
+        <w:t>The server checks that the token has not expired.</w:t>
+      </w:r>
+    </w:p>
+    <w:p>
+      <w:pPr>
+        <w:pStyle w:val="ListNumber"/>
+      </w:pPr>
+      <w:r>
+        <w:t>The decoded payload is attached to req.user for the route handler.</w:t>
+      </w:r>
+    </w:p>
+    <w:p>
+      <w:pPr>
+        <w:pStyle w:val="ListNumber"/>
+      </w:pPr>
+      <w:r>
+        <w:t>Anything that fails these checks returns 401 with no detail about why.</w:t>
+      </w:r>
+    </w:p>
+    <w:p>
+      <w:r>
+        <w:t>The server refuses to start if JWT_SECRET is missing or shorter than 32 characters. Tokens signed with the wrong secret, tokens using the "none" algorithm, and expired tokens are all rejected, and there are tests covering each case. The "none" algorithm is worth calling out: it is permitted by the specification for unsecured tokens, so a library that honours the header without checking it will accept a token an attacker has simply rewritten (Jones, et al., 2015).</w:t>
+      </w:r>
+    </w:p>
+    <w:p>
+      <w:pPr>
+        <w:pStyle w:val="Heading2"/>
+      </w:pPr>
+      <w:r>
+        <w:t>7.3 Input Validation</w:t>
+      </w:r>
+    </w:p>
+    <w:p>
+      <w:r>
+        <w:t>express-validator runs as middleware before each route handler (express-validator, 2025). The registration rules are:</w:t>
       </w:r>
     </w:p>
     <w:tbl>
       <w:tblPr>
         <w:tblStyle w:val="LightShading-Accent1"/>
         <w:tblW w:type="auto" w:w="0"/>
+        <w:jc w:val="center"/>
         <w:tblLook w:firstColumn="1" w:firstRow="1" w:lastColumn="0" w:lastRow="0" w:noHBand="0" w:noVBand="1" w:val="04A0"/>
       </w:tblPr>
       <w:tblGrid>
@@ -1270,7 +2236,7 @@
       <w:tr>
         <w:tc>
           <w:tcPr>
-            <w:tcW w:type="dxa" w:w="4320"/>
+            <w:tcW w:type="dxa" w:w="1728"/>
           </w:tcPr>
           <w:p>
             <w:r>
@@ -1283,14 +2249,14 @@
         </w:tc>
         <w:tc>
           <w:tcPr>
-            <w:tcW w:type="dxa" w:w="4320"/>
+            <w:tcW w:type="dxa" w:w="6912"/>
           </w:tcPr>
           <w:p>
             <w:r>
               <w:rPr>
                 <w:b/>
               </w:rPr>
-              <w:t>Validation Rules</w:t>
+              <w:t>Rules</w:t>
             </w:r>
           </w:p>
         </w:tc>
@@ -1298,21 +2264,21 @@
       <w:tr>
         <w:tc>
           <w:tcPr>
-            <w:tcW w:type="dxa" w:w="4320"/>
+            <w:tcW w:type="dxa" w:w="1728"/>
           </w:tcPr>
           <w:p>
             <w:r>
-              <w:t>Name</w:t>
+              <w:t>name</w:t>
             </w:r>
           </w:p>
         </w:tc>
         <w:tc>
           <w:tcPr>
-            <w:tcW w:type="dxa" w:w="4320"/>
+            <w:tcW w:type="dxa" w:w="6912"/>
           </w:tcPr>
           <w:p>
             <w:r>
-              <w:t>Required, trimmed, max 100 characters, HTML-escaped</w:t>
+              <w:t>Required, trimmed, maximum 100 characters, HTML-escaped</w:t>
             </w:r>
           </w:p>
         </w:tc>
@@ -1320,50 +2286,92 @@
       <w:tr>
         <w:tc>
           <w:tcPr>
-            <w:tcW w:type="dxa" w:w="4320"/>
+            <w:tcW w:type="dxa" w:w="1728"/>
           </w:tcPr>
           <w:p>
             <w:r>
-              <w:t>Email</w:t>
+              <w:t>email</w:t>
             </w:r>
           </w:p>
         </w:tc>
         <w:tc>
           <w:tcPr>
-            <w:tcW w:type="dxa" w:w="4320"/>
+            <w:tcW w:type="dxa" w:w="6912"/>
           </w:tcPr>
           <w:p>
             <w:r>
-              <w:t>Required, valid email format, normalised (lowercased)</w:t>
+              <w:t>Required, must be a valid address, normalised to lower case</w:t>
+            </w:r>
+          </w:p>
+        </w:tc>
+      </w:tr>
+      <w:tr>
+        <w:tc>
+          <w:tcPr>
+            <w:tcW w:type="dxa" w:w="1728"/>
+          </w:tcPr>
+          <w:p>
+            <w:r>
+              <w:t>password</w:t>
+            </w:r>
+          </w:p>
+        </w:tc>
+        <w:tc>
+          <w:tcPr>
+            <w:tcW w:type="dxa" w:w="6912"/>
+          </w:tcPr>
+          <w:p>
+            <w:r>
+              <w:t>Minimum 8 characters, and must contain an upper-case letter, a lower-case letter, a number and a special character</w:t>
+            </w:r>
+          </w:p>
+        </w:tc>
+      </w:tr>
+      <w:tr>
+        <w:tc>
+          <w:tcPr>
+            <w:tcW w:type="dxa" w:w="1728"/>
+          </w:tcPr>
+          <w:p>
+            <w:r>
+              <w:t>role</w:t>
+            </w:r>
+          </w:p>
+        </w:tc>
+        <w:tc>
+          <w:tcPr>
+            <w:tcW w:type="dxa" w:w="6912"/>
+          </w:tcPr>
+          <w:p>
+            <w:r>
+              <w:t>Must be exactly "client" or "freelancer"</w:t>
             </w:r>
           </w:p>
         </w:tc>
       </w:tr>
     </w:tbl>
+    <w:p/>
     <w:p>
       <w:r>
-        <w:t>Why validate? Validation prevents injection attacks, enforces data integrity, reduces the attack surface, and provides clear user feedback. All validation occurs in the middleware pipeline before business logic execution. Invalid input is immediately rejected with a 400 status code.</w:t>
+        <w:t>Login validates the email format and checks that a password was supplied, but does not apply the strength rules - those only matter when a password is being set.</w:t>
       </w:r>
     </w:p>
     <w:p>
-      <w:pPr>
-        <w:pStyle w:val="Heading2"/>
-      </w:pPr>
-      <w:r>
-        <w:t>7.4 HTTPS Configuration</w:t>
+      <w:r>
+        <w:t>Validation matters because it is the boundary between untrusted input and the rest of the application, and failures here account for several of the entries in the OWASP Top 10, including injection and broken access control (OWASP, 2021). Escaping the name field means a payload such as &lt;script&gt;alert(1)&lt;/script&gt; is stored and returned as harmless text rather than as markup. Restricting role to a fixed list stops a user from registering as an admin. Anything that fails is rejected with a 400 before the route handler runs, and unknown fields in the request body are ignored rather than copied onto the user record, which is the defence against mass assignment - where an attacker adds a property such as isAdmin to an otherwise ordinary request and the application binds it straight onto the model (OWASP, 2025c).</w:t>
       </w:r>
     </w:p>
     <w:p>
-      <w:r>
-        <w:t>The server uses Node.js https.createServer with a locally generated SSL certificate. Key points about HTTPS implementation:</w:t>
+      <w:pPr>
+        <w:pStyle w:val="Heading2"/>
+      </w:pPr>
+      <w:r>
+        <w:t>7.4 HTTPS Configuration</w:t>
       </w:r>
     </w:p>
     <w:p>
-      <w:pPr>
-        <w:pStyle w:val="ListBullet"/>
-      </w:pPr>
-      <w:r>
-        <w:t>Encryption in transit: All API traffic is encrypted using TLS, preventing eavesdropping and man-in-the-middle attacks.</w:t>
+      <w:r>
+        <w:t>The server is created with https.createServer and will not accept plain HTTP at all. Details:</w:t>
       </w:r>
     </w:p>
     <w:p>
@@ -1371,7 +2379,7 @@
         <w:pStyle w:val="ListBullet"/>
       </w:pPr>
       <w:r>
-        <w:t>Data integrity: TLS ensures data cannot be tampered with during transmission.</w:t>
+        <w:t>Traffic is encrypted in transit, so credentials and tokens cannot be read off the network.</w:t>
       </w:r>
     </w:p>
     <w:p>
@@ -1379,7 +2387,7 @@
         <w:pStyle w:val="ListBullet"/>
       </w:pPr>
       <w:r>
-        <w:t>Certificate: A self-signed certificate is generated for development using node-forge. In production, certificates from a trusted CA (e.g., Let's Encrypt) should be used.</w:t>
+        <w:t>TLS also protects integrity, so a request cannot be altered on the way to the server.</w:t>
       </w:r>
     </w:p>
     <w:p>
@@ -1387,15 +2395,15 @@
         <w:pStyle w:val="ListBullet"/>
       </w:pPr>
       <w:r>
-        <w:t>Port: The server listens on port 3443 (HTTPS).</w:t>
+        <w:t>minVersion is set to TLSv1.2, which rules out SSL 3.0 and TLS 1.0/1.1 - versions with known weaknesses that OWASP recommends disabling (OWASP, 2025b).</w:t>
       </w:r>
     </w:p>
     <w:p>
       <w:pPr>
-        <w:pStyle w:val="Heading2"/>
-      </w:pPr>
-      <w:r>
-        <w:t>7.5 Additional Security Measures</w:t>
+        <w:pStyle w:val="ListBullet"/>
+      </w:pPr>
+      <w:r>
+        <w:t>The certificate is self-signed and generated locally with node-forge, which is appropriate for development. A production deployment would use a certificate from a trusted authority such as Let's Encrypt.</w:t>
       </w:r>
     </w:p>
     <w:p>
@@ -1403,246 +2411,20 @@
         <w:pStyle w:val="ListBullet"/>
       </w:pPr>
       <w:r>
-        <w:t>Helmet: Sets secure HTTP headers including Content-Security-Policy, X-Content-Type-Options, X-Frame-Options, and Strict-Transport-Security.</w:t>
+        <w:t>The server listens on port 3443.</w:t>
       </w:r>
     </w:p>
     <w:p>
       <w:pPr>
-        <w:pStyle w:val="ListBullet"/>
-      </w:pPr>
-      <w:r>
-        <w:t>Rate Limiting: Global limit of 100 requests per 15 minutes; auth endpoints limited to 10 requests per 15 minutes per IP.</w:t>
+        <w:pStyle w:val="Heading2"/>
+      </w:pPr>
+      <w:r>
+        <w:t>7.5 Additional Measures</w:t>
       </w:r>
     </w:p>
     <w:p>
-      <w:pPr>
-        <w:pStyle w:val="ListBullet"/>
-      </w:pPr>
-      <w:r>
-        <w:t>Request Body Size Limit: 10KB maximum payload to prevent large payload attacks.</w:t>
-      </w:r>
-    </w:p>
-    <w:p>
-      <w:pPr>
-        <w:pStyle w:val="ListBullet"/>
-      </w:pPr>
-      <w:r>
-        <w:t>Controlled Error Responses: Generic "Internal server error" for unexpected errors; never exposes stack traces, file paths, or internal configuration.</w:t>
-      </w:r>
-    </w:p>
-    <w:p>
-      <w:pPr>
-        <w:pStyle w:val="ListBullet"/>
-      </w:pPr>
-      <w:r>
-        <w:t>Structured Logging: Winston logs key events (registration, login, auth failures) server-side only.</w:t>
-      </w:r>
-    </w:p>
-    <w:p>
-      <w:pPr>
-        <w:pStyle w:val="Heading1"/>
-      </w:pPr>
-      <w:r>
-        <w:t>8. Setup Instructions</w:t>
-      </w:r>
-    </w:p>
-    <w:p>
-      <w:pPr>
-        <w:pStyle w:val="Heading2"/>
-      </w:pPr>
-      <w:r>
-        <w:t>Prerequisites</w:t>
-      </w:r>
-    </w:p>
-    <w:p>
-      <w:pPr>
-        <w:pStyle w:val="ListBullet"/>
-      </w:pPr>
-      <w:r>
-        <w:t>Node.js v18 or higher</w:t>
-      </w:r>
-    </w:p>
-    <w:p>
-      <w:pPr>
-        <w:pStyle w:val="ListBullet"/>
-      </w:pPr>
-      <w:r>
-        <w:t>npm</w:t>
-      </w:r>
-    </w:p>
-    <w:p>
-      <w:pPr>
-        <w:pStyle w:val="Heading2"/>
-      </w:pPr>
-      <w:r>
-        <w:t>Installation Steps</w:t>
-      </w:r>
-    </w:p>
-    <w:p>
-      <w:r>
-        <w:t>1. cd backend</w:t>
-      </w:r>
-    </w:p>
-    <w:p>
-      <w:r>
-        <w:t>2. npm install</w:t>
-      </w:r>
-    </w:p>
-    <w:p>
-      <w:r>
-        <w:t>3. node scripts/generate-cert.js</w:t>
-      </w:r>
-    </w:p>
-    <w:p>
-      <w:r>
-        <w:t>4. npm start  (or npm run dev for auto-reload)</w:t>
-      </w:r>
-    </w:p>
-    <w:p>
-      <w:r>
-        <w:t>The server starts on https://localhost:3443</w:t>
-      </w:r>
-    </w:p>
-    <w:p>
-      <w:pPr>
-        <w:pStyle w:val="Heading2"/>
-      </w:pPr>
-      <w:r>
-        <w:t>Running Tests</w:t>
-      </w:r>
-    </w:p>
-    <w:p>
-      <w:r>
-        <w:t>npm test</w:t>
-      </w:r>
-    </w:p>
-    <w:p>
-      <w:pPr>
-        <w:pStyle w:val="Heading1"/>
-      </w:pPr>
-      <w:r>
-        <w:t>9. Testing with Postman</w:t>
-      </w:r>
-    </w:p>
-    <w:p>
-      <w:r>
-        <w:t>A Postman collection is included in the project submission: "HustleHub+ Postman Collection.json"</w:t>
-      </w:r>
-    </w:p>
-    <w:p>
-      <w:pPr>
-        <w:pStyle w:val="ListBullet"/>
-      </w:pPr>
-      <w:r>
-        <w:t>Import the collection into Postman</w:t>
-      </w:r>
-    </w:p>
-    <w:p>
-      <w:pPr>
-        <w:pStyle w:val="ListBullet"/>
-      </w:pPr>
-      <w:r>
-        <w:t>Set the baseUrl variable to https://localhost:3443</w:t>
-      </w:r>
-    </w:p>
-    <w:p>
-      <w:pPr>
-        <w:pStyle w:val="ListBullet"/>
-      </w:pPr>
-      <w:r>
-        <w:t>Disable SSL certificate verification in Postman settings (Settings &gt; General &gt; SSL certificate verification: OFF)</w:t>
-      </w:r>
-    </w:p>
-    <w:p>
-      <w:pPr>
-        <w:pStyle w:val="ListBullet"/>
-      </w:pPr>
-      <w:r>
-        <w:t>Test endpoints in the following order:</w:t>
-      </w:r>
-    </w:p>
-    <w:p>
-      <w:r>
-        <w:t>Recommended test order:</w:t>
-      </w:r>
-    </w:p>
-    <w:p>
-      <w:r>
-        <w:t>1. Health Check (GET /api/health)</w:t>
-      </w:r>
-    </w:p>
-    <w:p>
-      <w:r>
-        <w:t>2. Register - Freelancer (POST /api/auth/register)</w:t>
-      </w:r>
-    </w:p>
-    <w:p>
-      <w:r>
-        <w:t>3. Register - Client (POST /api/auth/register)</w:t>
-      </w:r>
-    </w:p>
-    <w:p>
-      <w:r>
-        <w:t>4. Register - Duplicate Email (POST /api/auth/register - expects 409 error)</w:t>
-      </w:r>
-    </w:p>
-    <w:p>
-      <w:r>
-        <w:t>5. Register - Validation Error (POST /api/auth/register - expects 400 error)</w:t>
-      </w:r>
-    </w:p>
-    <w:p>
-      <w:r>
-        <w:t>6. Login - Success (POST /api/auth/login)</w:t>
-      </w:r>
-    </w:p>
-    <w:p>
-      <w:r>
-        <w:t>7. Login - Wrong Password (POST /api/auth/login - expects 401 error)</w:t>
-      </w:r>
-    </w:p>
-    <w:p>
-      <w:r>
-        <w:t>8. Login - Non-Existent User (POST /api/auth/login - expects 401 error)</w:t>
-      </w:r>
-    </w:p>
-    <w:p>
-      <w:r>
-        <w:t>9. Profile - Authenticated (GET /api/auth/profile - with token)</w:t>
-      </w:r>
-    </w:p>
-    <w:p>
-      <w:r>
-        <w:t>10. Profile - No Token (GET /api/auth/profile - expects 401 error)</w:t>
-      </w:r>
-    </w:p>
-    <w:p>
-      <w:r>
-        <w:t>11. Profile - Invalid Token (GET /api/auth/profile - expects 401 error)</w:t>
-      </w:r>
-    </w:p>
-    <w:p>
-      <w:r>
-        <w:t>12. 404 - Unknown Route (GET /api/unknown - expects 404 error)</w:t>
-      </w:r>
-    </w:p>
-    <w:p/>
-    <w:p>
-      <w:r>
-        <w:t>The collection includes pre-configured test scripts that validate response status codes, check for proper error handling, and automatically save the JWT token for use in subsequent requests.</w:t>
-      </w:r>
-    </w:p>
-    <w:p>
-      <w:pPr>
-        <w:pStyle w:val="Heading1"/>
-      </w:pPr>
-      <w:r>
-        <w:t>10. Automated Test Results</w:t>
-      </w:r>
-    </w:p>
-    <w:p>
-      <w:r>
-        <w:t>Jest unit tests were implemented covering all API endpoints. Test results confirm all 16 tests pass:</w:t>
+      <w:r>
+        <w:t>The remaining controls follow the hardening steps Express recommends for production deployments (Express, 2025):</w:t>
       </w:r>
     </w:p>
     <w:tbl>
@@ -1660,33 +2442,721 @@
       <w:tr>
         <w:tc>
           <w:tcPr>
-            <w:tcW w:type="dxa" w:w="2880"/>
+            <w:tcW w:type="dxa" w:w="1872"/>
           </w:tcPr>
           <w:p>
             <w:r>
               <w:rPr>
                 <w:b/>
               </w:rPr>
-              <w:t>Test Suite</w:t>
+              <w:t>Control</w:t>
             </w:r>
           </w:p>
         </w:tc>
         <w:tc>
           <w:tcPr>
-            <w:tcW w:type="dxa" w:w="2880"/>
+            <w:tcW w:type="dxa" w:w="3600"/>
           </w:tcPr>
           <w:p>
             <w:r>
               <w:rPr>
                 <w:b/>
               </w:rPr>
-              <w:t>Test Name</w:t>
+              <w:t>Configuration</w:t>
             </w:r>
           </w:p>
         </w:tc>
         <w:tc>
           <w:tcPr>
-            <w:tcW w:type="dxa" w:w="2880"/>
+            <w:tcW w:type="dxa" w:w="3168"/>
+          </w:tcPr>
+          <w:p>
+            <w:r>
+              <w:rPr>
+                <w:b/>
+              </w:rPr>
+              <w:t>Attack it addresses</w:t>
+            </w:r>
+          </w:p>
+        </w:tc>
+      </w:tr>
+      <w:tr>
+        <w:tc>
+          <w:tcPr>
+            <w:tcW w:type="dxa" w:w="1872"/>
+          </w:tcPr>
+          <w:p>
+            <w:r>
+              <w:t>Helmet</w:t>
+            </w:r>
+          </w:p>
+        </w:tc>
+        <w:tc>
+          <w:tcPr>
+            <w:tcW w:type="dxa" w:w="3600"/>
+          </w:tcPr>
+          <w:p>
+            <w:r>
+              <w:t>Default header set, plus X-Powered-By disabled</w:t>
+            </w:r>
+          </w:p>
+        </w:tc>
+        <w:tc>
+          <w:tcPr>
+            <w:tcW w:type="dxa" w:w="3168"/>
+          </w:tcPr>
+          <w:p>
+            <w:r>
+              <w:t>Clickjacking, MIME sniffing, protocol downgrade</w:t>
+            </w:r>
+          </w:p>
+        </w:tc>
+      </w:tr>
+      <w:tr>
+        <w:tc>
+          <w:tcPr>
+            <w:tcW w:type="dxa" w:w="1872"/>
+          </w:tcPr>
+          <w:p>
+            <w:r>
+              <w:t>Rate limiting</w:t>
+            </w:r>
+          </w:p>
+        </w:tc>
+        <w:tc>
+          <w:tcPr>
+            <w:tcW w:type="dxa" w:w="3600"/>
+          </w:tcPr>
+          <w:p>
+            <w:r>
+              <w:t>100 requests per 15 minutes; 10 per 15 minutes on login and register</w:t>
+            </w:r>
+          </w:p>
+        </w:tc>
+        <w:tc>
+          <w:tcPr>
+            <w:tcW w:type="dxa" w:w="3168"/>
+          </w:tcPr>
+          <w:p>
+            <w:r>
+              <w:t>Credential brute force, denial of service</w:t>
+            </w:r>
+          </w:p>
+        </w:tc>
+      </w:tr>
+      <w:tr>
+        <w:tc>
+          <w:tcPr>
+            <w:tcW w:type="dxa" w:w="1872"/>
+          </w:tcPr>
+          <w:p>
+            <w:r>
+              <w:t>Body size limit</w:t>
+            </w:r>
+          </w:p>
+        </w:tc>
+        <w:tc>
+          <w:tcPr>
+            <w:tcW w:type="dxa" w:w="3600"/>
+          </w:tcPr>
+          <w:p>
+            <w:r>
+              <w:t>10 KB maximum, returns 413 above that</w:t>
+            </w:r>
+          </w:p>
+        </w:tc>
+        <w:tc>
+          <w:tcPr>
+            <w:tcW w:type="dxa" w:w="3168"/>
+          </w:tcPr>
+          <w:p>
+            <w:r>
+              <w:t>Large-payload denial of service</w:t>
+            </w:r>
+          </w:p>
+        </w:tc>
+      </w:tr>
+      <w:tr>
+        <w:tc>
+          <w:tcPr>
+            <w:tcW w:type="dxa" w:w="1872"/>
+          </w:tcPr>
+          <w:p>
+            <w:r>
+              <w:t>Error handling</w:t>
+            </w:r>
+          </w:p>
+        </w:tc>
+        <w:tc>
+          <w:tcPr>
+            <w:tcW w:type="dxa" w:w="3600"/>
+          </w:tcPr>
+          <w:p>
+            <w:r>
+              <w:t>Generic message for unexpected errors</w:t>
+            </w:r>
+          </w:p>
+        </w:tc>
+        <w:tc>
+          <w:tcPr>
+            <w:tcW w:type="dxa" w:w="3168"/>
+          </w:tcPr>
+          <w:p>
+            <w:r>
+              <w:t>Information disclosure through stack traces</w:t>
+            </w:r>
+          </w:p>
+        </w:tc>
+      </w:tr>
+      <w:tr>
+        <w:tc>
+          <w:tcPr>
+            <w:tcW w:type="dxa" w:w="1872"/>
+          </w:tcPr>
+          <w:p>
+            <w:r>
+              <w:t>Logging</w:t>
+            </w:r>
+          </w:p>
+        </w:tc>
+        <w:tc>
+          <w:tcPr>
+            <w:tcW w:type="dxa" w:w="3600"/>
+          </w:tcPr>
+          <w:p>
+            <w:r>
+              <w:t>Winston, server side only</w:t>
+            </w:r>
+          </w:p>
+        </w:tc>
+        <w:tc>
+          <w:tcPr>
+            <w:tcW w:type="dxa" w:w="3168"/>
+          </w:tcPr>
+          <w:p>
+            <w:r>
+              <w:t>Loss of an audit trail after an incident</w:t>
+            </w:r>
+          </w:p>
+        </w:tc>
+      </w:tr>
+    </w:tbl>
+    <w:p/>
+    <w:p>
+      <w:r>
+        <w:t>Helmet is used with its default header set, which covers the headers most often flagged in a security scan (Helmet, 2025). Rate limiting is disabled while the test suite runs, otherwise the tests would trip the limit and fail for the wrong reason. It is active in every other environment.</w:t>
+      </w:r>
+    </w:p>
+    <w:p>
+      <w:pPr>
+        <w:pStyle w:val="Heading1"/>
+      </w:pPr>
+      <w:r>
+        <w:t>8. Setup Instructions</w:t>
+      </w:r>
+    </w:p>
+    <w:p>
+      <w:pPr>
+        <w:pStyle w:val="Heading2"/>
+      </w:pPr>
+      <w:r>
+        <w:t>Prerequisites</w:t>
+      </w:r>
+    </w:p>
+    <w:p>
+      <w:pPr>
+        <w:pStyle w:val="ListBullet"/>
+      </w:pPr>
+      <w:r>
+        <w:t>Node.js v18 or later</w:t>
+      </w:r>
+    </w:p>
+    <w:p>
+      <w:pPr>
+        <w:pStyle w:val="ListBullet"/>
+      </w:pPr>
+      <w:r>
+        <w:t>npm</w:t>
+      </w:r>
+    </w:p>
+    <w:p>
+      <w:pPr>
+        <w:pStyle w:val="Heading2"/>
+      </w:pPr>
+      <w:r>
+        <w:t>Installation</w:t>
+      </w:r>
+    </w:p>
+    <w:p>
+      <w:pPr>
+        <w:spacing w:after="0" w:before="0"/>
+        <w:ind w:left="360"/>
+      </w:pPr>
+      <w:r>
+        <w:rPr>
+          <w:rFonts w:ascii="Consolas" w:hAnsi="Consolas"/>
+          <w:sz w:val="18"/>
+        </w:rPr>
+        <w:t>cd backend</w:t>
+      </w:r>
+    </w:p>
+    <w:p>
+      <w:pPr>
+        <w:spacing w:after="0" w:before="0"/>
+        <w:ind w:left="360"/>
+      </w:pPr>
+      <w:r>
+        <w:rPr>
+          <w:rFonts w:ascii="Consolas" w:hAnsi="Consolas"/>
+          <w:sz w:val="18"/>
+        </w:rPr>
+        <w:t>npm install</w:t>
+      </w:r>
+    </w:p>
+    <w:p>
+      <w:pPr>
+        <w:spacing w:after="0" w:before="0"/>
+        <w:ind w:left="360"/>
+      </w:pPr>
+      <w:r>
+        <w:rPr>
+          <w:rFonts w:ascii="Consolas" w:hAnsi="Consolas"/>
+          <w:sz w:val="18"/>
+        </w:rPr>
+        <w:t>cp .env.example .env        # PowerShell: Copy-Item .env.example .env</w:t>
+      </w:r>
+    </w:p>
+    <w:p>
+      <w:pPr>
+        <w:spacing w:after="0" w:before="0"/>
+        <w:ind w:left="360"/>
+      </w:pPr>
+      <w:r>
+        <w:rPr>
+          <w:rFonts w:ascii="Consolas" w:hAnsi="Consolas"/>
+          <w:sz w:val="18"/>
+        </w:rPr>
+        <w:t>node scripts/generate-cert.js</w:t>
+      </w:r>
+    </w:p>
+    <w:p>
+      <w:pPr>
+        <w:spacing w:after="0" w:before="0"/>
+        <w:ind w:left="360"/>
+      </w:pPr>
+      <w:r>
+        <w:rPr>
+          <w:rFonts w:ascii="Consolas" w:hAnsi="Consolas"/>
+          <w:sz w:val="18"/>
+        </w:rPr>
+        <w:t>npm start                   # npm run dev for auto-reload</w:t>
+      </w:r>
+    </w:p>
+    <w:p>
+      <w:pPr>
+        <w:spacing w:after="0"/>
+      </w:pPr>
+    </w:p>
+    <w:p>
+      <w:r>
+        <w:t>Open .env and replace JWT_SECRET with a random string of at least 32 characters before starting the server - it will exit with an error otherwise. One can be generated with:</w:t>
+      </w:r>
+    </w:p>
+    <w:p>
+      <w:pPr>
+        <w:spacing w:after="0" w:before="0"/>
+        <w:ind w:left="360"/>
+      </w:pPr>
+      <w:r>
+        <w:rPr>
+          <w:rFonts w:ascii="Consolas" w:hAnsi="Consolas"/>
+          <w:sz w:val="18"/>
+        </w:rPr>
+        <w:t>node -e "console.log(require('crypto').randomBytes(32).toString('hex'))"</w:t>
+      </w:r>
+    </w:p>
+    <w:p>
+      <w:pPr>
+        <w:spacing w:after="0"/>
+      </w:pPr>
+    </w:p>
+    <w:p>
+      <w:r>
+        <w:t>The API is then available at https://localhost:3443.</w:t>
+      </w:r>
+    </w:p>
+    <w:p>
+      <w:r>
+        <w:t>Browsers and Postman will warn about the self-signed certificate. That is expected in development; certificate verification can be turned off in Postman, or the certificate can be trusted locally.</w:t>
+      </w:r>
+    </w:p>
+    <w:p>
+      <w:pPr>
+        <w:pStyle w:val="Heading2"/>
+      </w:pPr>
+      <w:r>
+        <w:t>Running the Tests</w:t>
+      </w:r>
+    </w:p>
+    <w:p>
+      <w:pPr>
+        <w:spacing w:after="0" w:before="0"/>
+        <w:ind w:left="360"/>
+      </w:pPr>
+      <w:r>
+        <w:rPr>
+          <w:rFonts w:ascii="Consolas" w:hAnsi="Consolas"/>
+          <w:sz w:val="18"/>
+        </w:rPr>
+        <w:t>cd backend</w:t>
+      </w:r>
+    </w:p>
+    <w:p>
+      <w:pPr>
+        <w:spacing w:after="0" w:before="0"/>
+        <w:ind w:left="360"/>
+      </w:pPr>
+      <w:r>
+        <w:rPr>
+          <w:rFonts w:ascii="Consolas" w:hAnsi="Consolas"/>
+          <w:sz w:val="18"/>
+        </w:rPr>
+        <w:t>npm test</w:t>
+      </w:r>
+    </w:p>
+    <w:p>
+      <w:pPr>
+        <w:spacing w:after="0"/>
+      </w:pPr>
+    </w:p>
+    <w:p>
+      <w:pPr>
+        <w:pStyle w:val="Heading1"/>
+      </w:pPr>
+      <w:r>
+        <w:t>9. Testing with Postman</w:t>
+      </w:r>
+    </w:p>
+    <w:p>
+      <w:r>
+        <w:t>The submission includes "HustleHub+ Postman Collection.json", a collection of 16 requests grouped into five folders. To use it:</w:t>
+      </w:r>
+    </w:p>
+    <w:p>
+      <w:pPr>
+        <w:pStyle w:val="ListNumber"/>
+      </w:pPr>
+      <w:r>
+        <w:t>Import the collection into Postman.</w:t>
+      </w:r>
+    </w:p>
+    <w:p>
+      <w:pPr>
+        <w:pStyle w:val="ListNumber"/>
+      </w:pPr>
+      <w:r>
+        <w:t>Set the baseUrl collection variable to https://localhost:3443.</w:t>
+      </w:r>
+    </w:p>
+    <w:p>
+      <w:pPr>
+        <w:pStyle w:val="ListNumber"/>
+      </w:pPr>
+      <w:r>
+        <w:t>Turn off SSL certificate verification (Settings &gt; General), because the certificate is self-signed.</w:t>
+      </w:r>
+    </w:p>
+    <w:p>
+      <w:pPr>
+        <w:pStyle w:val="ListNumber"/>
+      </w:pPr>
+      <w:r>
+        <w:t>Run the folders in order. The login request saves the returned JWT to a collection variable, which the protected requests then reuse.</w:t>
+      </w:r>
+    </w:p>
+    <w:tbl>
+      <w:tblPr>
+        <w:tblStyle w:val="LightShading-Accent1"/>
+        <w:tblW w:type="auto" w:w="0"/>
+        <w:jc w:val="center"/>
+        <w:tblLook w:firstColumn="1" w:firstRow="1" w:lastColumn="0" w:lastRow="0" w:noHBand="0" w:noVBand="1" w:val="04A0"/>
+      </w:tblPr>
+      <w:tblGrid>
+        <w:gridCol w:w="2880"/>
+        <w:gridCol w:w="2880"/>
+        <w:gridCol w:w="2880"/>
+      </w:tblGrid>
+      <w:tr>
+        <w:tc>
+          <w:tcPr>
+            <w:tcW w:type="dxa" w:w="2016"/>
+          </w:tcPr>
+          <w:p>
+            <w:r>
+              <w:rPr>
+                <w:b/>
+              </w:rPr>
+              <w:t>Folder</w:t>
+            </w:r>
+          </w:p>
+        </w:tc>
+        <w:tc>
+          <w:tcPr>
+            <w:tcW w:type="dxa" w:w="1296"/>
+          </w:tcPr>
+          <w:p>
+            <w:r>
+              <w:rPr>
+                <w:b/>
+              </w:rPr>
+              <w:t>Requests</w:t>
+            </w:r>
+          </w:p>
+        </w:tc>
+        <w:tc>
+          <w:tcPr>
+            <w:tcW w:type="dxa" w:w="5328"/>
+          </w:tcPr>
+          <w:p>
+            <w:r>
+              <w:rPr>
+                <w:b/>
+              </w:rPr>
+              <w:t>What it covers</w:t>
+            </w:r>
+          </w:p>
+        </w:tc>
+      </w:tr>
+      <w:tr>
+        <w:tc>
+          <w:tcPr>
+            <w:tcW w:type="dxa" w:w="2016"/>
+          </w:tcPr>
+          <w:p>
+            <w:r>
+              <w:t>Health</w:t>
+            </w:r>
+          </w:p>
+        </w:tc>
+        <w:tc>
+          <w:tcPr>
+            <w:tcW w:type="dxa" w:w="1296"/>
+          </w:tcPr>
+          <w:p>
+            <w:r>
+              <w:t>1</w:t>
+            </w:r>
+          </w:p>
+        </w:tc>
+        <w:tc>
+          <w:tcPr>
+            <w:tcW w:type="dxa" w:w="5328"/>
+          </w:tcPr>
+          <w:p>
+            <w:r>
+              <w:t>Server is up and responding</w:t>
+            </w:r>
+          </w:p>
+        </w:tc>
+      </w:tr>
+      <w:tr>
+        <w:tc>
+          <w:tcPr>
+            <w:tcW w:type="dxa" w:w="2016"/>
+          </w:tcPr>
+          <w:p>
+            <w:r>
+              <w:t>Registration</w:t>
+            </w:r>
+          </w:p>
+        </w:tc>
+        <w:tc>
+          <w:tcPr>
+            <w:tcW w:type="dxa" w:w="1296"/>
+          </w:tcPr>
+          <w:p>
+            <w:r>
+              <w:t>5</w:t>
+            </w:r>
+          </w:p>
+        </w:tc>
+        <w:tc>
+          <w:tcPr>
+            <w:tcW w:type="dxa" w:w="5328"/>
+          </w:tcPr>
+          <w:p>
+            <w:r>
+              <w:t>Valid sign-ups, duplicate email, bad input, admin role rejected</w:t>
+            </w:r>
+          </w:p>
+        </w:tc>
+      </w:tr>
+      <w:tr>
+        <w:tc>
+          <w:tcPr>
+            <w:tcW w:type="dxa" w:w="2016"/>
+          </w:tcPr>
+          <w:p>
+            <w:r>
+              <w:t>Login</w:t>
+            </w:r>
+          </w:p>
+        </w:tc>
+        <w:tc>
+          <w:tcPr>
+            <w:tcW w:type="dxa" w:w="1296"/>
+          </w:tcPr>
+          <w:p>
+            <w:r>
+              <w:t>5</w:t>
+            </w:r>
+          </w:p>
+        </w:tc>
+        <w:tc>
+          <w:tcPr>
+            <w:tcW w:type="dxa" w:w="5328"/>
+          </w:tcPr>
+          <w:p>
+            <w:r>
+              <w:t>Valid login, wrong password, unknown user, malformed JSON, oversized body</w:t>
+            </w:r>
+          </w:p>
+        </w:tc>
+      </w:tr>
+      <w:tr>
+        <w:tc>
+          <w:tcPr>
+            <w:tcW w:type="dxa" w:w="2016"/>
+          </w:tcPr>
+          <w:p>
+            <w:r>
+              <w:t>Protected Routes</w:t>
+            </w:r>
+          </w:p>
+        </w:tc>
+        <w:tc>
+          <w:tcPr>
+            <w:tcW w:type="dxa" w:w="1296"/>
+          </w:tcPr>
+          <w:p>
+            <w:r>
+              <w:t>4</w:t>
+            </w:r>
+          </w:p>
+        </w:tc>
+        <w:tc>
+          <w:tcPr>
+            <w:tcW w:type="dxa" w:w="5328"/>
+          </w:tcPr>
+          <w:p>
+            <w:r>
+              <w:t>Profile with a valid, missing, invalid and expired token</w:t>
+            </w:r>
+          </w:p>
+        </w:tc>
+      </w:tr>
+      <w:tr>
+        <w:tc>
+          <w:tcPr>
+            <w:tcW w:type="dxa" w:w="2016"/>
+          </w:tcPr>
+          <w:p>
+            <w:r>
+              <w:t>Security</w:t>
+            </w:r>
+          </w:p>
+        </w:tc>
+        <w:tc>
+          <w:tcPr>
+            <w:tcW w:type="dxa" w:w="1296"/>
+          </w:tcPr>
+          <w:p>
+            <w:r>
+              <w:t>1</w:t>
+            </w:r>
+          </w:p>
+        </w:tc>
+        <w:tc>
+          <w:tcPr>
+            <w:tcW w:type="dxa" w:w="5328"/>
+          </w:tcPr>
+          <w:p>
+            <w:r>
+              <w:t>Unknown route returns a controlled 404</w:t>
+            </w:r>
+          </w:p>
+        </w:tc>
+      </w:tr>
+    </w:tbl>
+    <w:p/>
+    <w:p>
+      <w:r>
+        <w:t>Each request carries a test script that asserts the status code and the shape of the response, so the whole collection can be run at once with the Postman collection runner.</w:t>
+      </w:r>
+    </w:p>
+    <w:p>
+      <w:pPr>
+        <w:pStyle w:val="Heading1"/>
+      </w:pPr>
+      <w:r>
+        <w:t>10. Automated Test Results</w:t>
+      </w:r>
+    </w:p>
+    <w:p>
+      <w:r>
+        <w:t>The backend is covered by Jest and Supertest across two suites: auth.test.js tests the endpoints, and security.test.js tests the specific attacks the security controls are meant to stop. All 28 tests pass.</w:t>
+      </w:r>
+    </w:p>
+    <w:p>
+      <w:pPr>
+        <w:pStyle w:val="Heading2"/>
+      </w:pPr>
+      <w:r>
+        <w:t>10.1 Endpoint Tests (auth.test.js)</w:t>
+      </w:r>
+    </w:p>
+    <w:tbl>
+      <w:tblPr>
+        <w:tblStyle w:val="LightShading-Accent1"/>
+        <w:tblW w:type="auto" w:w="0"/>
+        <w:jc w:val="center"/>
+        <w:tblLook w:firstColumn="1" w:firstRow="1" w:lastColumn="0" w:lastRow="0" w:noHBand="0" w:noVBand="1" w:val="04A0"/>
+      </w:tblPr>
+      <w:tblGrid>
+        <w:gridCol w:w="2880"/>
+        <w:gridCol w:w="2880"/>
+        <w:gridCol w:w="2880"/>
+      </w:tblGrid>
+      <w:tr>
+        <w:tc>
+          <w:tcPr>
+            <w:tcW w:type="dxa" w:w="1584"/>
+          </w:tcPr>
+          <w:p>
+            <w:r>
+              <w:rPr>
+                <w:b/>
+              </w:rPr>
+              <w:t>Group</w:t>
+            </w:r>
+          </w:p>
+        </w:tc>
+        <w:tc>
+          <w:tcPr>
+            <w:tcW w:type="dxa" w:w="5616"/>
+          </w:tcPr>
+          <w:p>
+            <w:r>
+              <w:rPr>
+                <w:b/>
+              </w:rPr>
+              <w:t>Test</w:t>
+            </w:r>
+          </w:p>
+        </w:tc>
+        <w:tc>
+          <w:tcPr>
+            <w:tcW w:type="dxa" w:w="1440"/>
           </w:tcPr>
           <w:p>
             <w:r>
@@ -1701,7 +3171,7 @@
       <w:tr>
         <w:tc>
           <w:tcPr>
-            <w:tcW w:type="dxa" w:w="2880"/>
+            <w:tcW w:type="dxa" w:w="1584"/>
           </w:tcPr>
           <w:p>
             <w:r>
@@ -1711,21 +3181,21 @@
         </w:tc>
         <w:tc>
           <w:tcPr>
-            <w:tcW w:type="dxa" w:w="2880"/>
+            <w:tcW w:type="dxa" w:w="5616"/>
           </w:tcPr>
           <w:p>
             <w:r>
-              <w:t>Register a new freelancer successfully</w:t>
+              <w:t>Registers a new freelancer</w:t>
             </w:r>
           </w:p>
         </w:tc>
         <w:tc>
           <w:tcPr>
-            <w:tcW w:type="dxa" w:w="2880"/>
+            <w:tcW w:type="dxa" w:w="1440"/>
           </w:tcPr>
           <w:p>
             <w:r>
-              <w:t>PASS</w:t>
+              <w:t>Pass</w:t>
             </w:r>
           </w:p>
         </w:tc>
@@ -1733,7 +3203,7 @@
       <w:tr>
         <w:tc>
           <w:tcPr>
-            <w:tcW w:type="dxa" w:w="2880"/>
+            <w:tcW w:type="dxa" w:w="1584"/>
           </w:tcPr>
           <w:p>
             <w:r>
@@ -1743,21 +3213,21 @@
         </w:tc>
         <w:tc>
           <w:tcPr>
-            <w:tcW w:type="dxa" w:w="2880"/>
+            <w:tcW w:type="dxa" w:w="5616"/>
           </w:tcPr>
           <w:p>
             <w:r>
-              <w:t>Register a new client successfully</w:t>
+              <w:t>Registers a new client</w:t>
             </w:r>
           </w:p>
         </w:tc>
         <w:tc>
           <w:tcPr>
-            <w:tcW w:type="dxa" w:w="2880"/>
+            <w:tcW w:type="dxa" w:w="1440"/>
           </w:tcPr>
           <w:p>
             <w:r>
-              <w:t>PASS</w:t>
+              <w:t>Pass</w:t>
             </w:r>
           </w:p>
         </w:tc>
@@ -1765,7 +3235,7 @@
       <w:tr>
         <w:tc>
           <w:tcPr>
-            <w:tcW w:type="dxa" w:w="2880"/>
+            <w:tcW w:type="dxa" w:w="1584"/>
           </w:tcPr>
           <w:p>
             <w:r>
@@ -1775,21 +3245,21 @@
         </w:tc>
         <w:tc>
           <w:tcPr>
-            <w:tcW w:type="dxa" w:w="2880"/>
+            <w:tcW w:type="dxa" w:w="5616"/>
           </w:tcPr>
           <w:p>
             <w:r>
-              <w:t>Reject duplicate email registration</w:t>
+              <w:t>Rejects a duplicate email</w:t>
             </w:r>
           </w:p>
         </w:tc>
         <w:tc>
           <w:tcPr>
-            <w:tcW w:type="dxa" w:w="2880"/>
+            <w:tcW w:type="dxa" w:w="1440"/>
           </w:tcPr>
           <w:p>
             <w:r>
-              <w:t>PASS</w:t>
+              <w:t>Pass</w:t>
             </w:r>
           </w:p>
         </w:tc>
@@ -1797,7 +3267,7 @@
       <w:tr>
         <w:tc>
           <w:tcPr>
-            <w:tcW w:type="dxa" w:w="2880"/>
+            <w:tcW w:type="dxa" w:w="1584"/>
           </w:tcPr>
           <w:p>
             <w:r>
@@ -1807,21 +3277,21 @@
         </w:tc>
         <w:tc>
           <w:tcPr>
-            <w:tcW w:type="dxa" w:w="2880"/>
+            <w:tcW w:type="dxa" w:w="5616"/>
           </w:tcPr>
           <w:p>
             <w:r>
-              <w:t>Reject registration with weak password</w:t>
+              <w:t>Rejects a weak password</w:t>
             </w:r>
           </w:p>
         </w:tc>
         <w:tc>
           <w:tcPr>
-            <w:tcW w:type="dxa" w:w="2880"/>
+            <w:tcW w:type="dxa" w:w="1440"/>
           </w:tcPr>
           <w:p>
             <w:r>
-              <w:t>PASS</w:t>
+              <w:t>Pass</w:t>
             </w:r>
           </w:p>
         </w:tc>
@@ -1829,7 +3299,7 @@
       <w:tr>
         <w:tc>
           <w:tcPr>
-            <w:tcW w:type="dxa" w:w="2880"/>
+            <w:tcW w:type="dxa" w:w="1584"/>
           </w:tcPr>
           <w:p>
             <w:r>
@@ -1839,21 +3309,21 @@
         </w:tc>
         <w:tc>
           <w:tcPr>
-            <w:tcW w:type="dxa" w:w="2880"/>
+            <w:tcW w:type="dxa" w:w="5616"/>
           </w:tcPr>
           <w:p>
             <w:r>
-              <w:t>Reject registration with invalid email</w:t>
+              <w:t>Rejects an invalid email</w:t>
             </w:r>
           </w:p>
         </w:tc>
         <w:tc>
           <w:tcPr>
-            <w:tcW w:type="dxa" w:w="2880"/>
+            <w:tcW w:type="dxa" w:w="1440"/>
           </w:tcPr>
           <w:p>
             <w:r>
-              <w:t>PASS</w:t>
+              <w:t>Pass</w:t>
             </w:r>
           </w:p>
         </w:tc>
@@ -1861,7 +3331,7 @@
       <w:tr>
         <w:tc>
           <w:tcPr>
-            <w:tcW w:type="dxa" w:w="2880"/>
+            <w:tcW w:type="dxa" w:w="1584"/>
           </w:tcPr>
           <w:p>
             <w:r>
@@ -1871,21 +3341,21 @@
         </w:tc>
         <w:tc>
           <w:tcPr>
-            <w:tcW w:type="dxa" w:w="2880"/>
+            <w:tcW w:type="dxa" w:w="5616"/>
           </w:tcPr>
           <w:p>
             <w:r>
-              <w:t>Reject registration with invalid role</w:t>
+              <w:t>Rejects an invalid role</w:t>
             </w:r>
           </w:p>
         </w:tc>
         <w:tc>
           <w:tcPr>
-            <w:tcW w:type="dxa" w:w="2880"/>
+            <w:tcW w:type="dxa" w:w="1440"/>
           </w:tcPr>
           <w:p>
             <w:r>
-              <w:t>PASS</w:t>
+              <w:t>Pass</w:t>
             </w:r>
           </w:p>
         </w:tc>
@@ -1893,7 +3363,7 @@
       <w:tr>
         <w:tc>
           <w:tcPr>
-            <w:tcW w:type="dxa" w:w="2880"/>
+            <w:tcW w:type="dxa" w:w="1584"/>
           </w:tcPr>
           <w:p>
             <w:r>
@@ -1903,21 +3373,21 @@
         </w:tc>
         <w:tc>
           <w:tcPr>
-            <w:tcW w:type="dxa" w:w="2880"/>
+            <w:tcW w:type="dxa" w:w="5616"/>
           </w:tcPr>
           <w:p>
             <w:r>
-              <w:t>Reject registration with empty name</w:t>
+              <w:t>Rejects an empty name</w:t>
             </w:r>
           </w:p>
         </w:tc>
         <w:tc>
           <w:tcPr>
-            <w:tcW w:type="dxa" w:w="2880"/>
+            <w:tcW w:type="dxa" w:w="1440"/>
           </w:tcPr>
           <w:p>
             <w:r>
-              <w:t>PASS</w:t>
+              <w:t>Pass</w:t>
             </w:r>
           </w:p>
         </w:tc>
@@ -1925,7 +3395,7 @@
       <w:tr>
         <w:tc>
           <w:tcPr>
-            <w:tcW w:type="dxa" w:w="2880"/>
+            <w:tcW w:type="dxa" w:w="1584"/>
           </w:tcPr>
           <w:p>
             <w:r>
@@ -1935,21 +3405,21 @@
         </w:tc>
         <w:tc>
           <w:tcPr>
-            <w:tcW w:type="dxa" w:w="2880"/>
+            <w:tcW w:type="dxa" w:w="5616"/>
           </w:tcPr>
           <w:p>
             <w:r>
-              <w:t>Login successfully with valid credentials</w:t>
+              <w:t>Logs in with valid credentials</w:t>
             </w:r>
           </w:p>
         </w:tc>
         <w:tc>
           <w:tcPr>
-            <w:tcW w:type="dxa" w:w="2880"/>
+            <w:tcW w:type="dxa" w:w="1440"/>
           </w:tcPr>
           <w:p>
             <w:r>
-              <w:t>PASS</w:t>
+              <w:t>Pass</w:t>
             </w:r>
           </w:p>
         </w:tc>
@@ -1957,7 +3427,7 @@
       <w:tr>
         <w:tc>
           <w:tcPr>
-            <w:tcW w:type="dxa" w:w="2880"/>
+            <w:tcW w:type="dxa" w:w="1584"/>
           </w:tcPr>
           <w:p>
             <w:r>
@@ -1967,21 +3437,21 @@
         </w:tc>
         <w:tc>
           <w:tcPr>
-            <w:tcW w:type="dxa" w:w="2880"/>
+            <w:tcW w:type="dxa" w:w="5616"/>
           </w:tcPr>
           <w:p>
             <w:r>
-              <w:t>Reject login with wrong password</w:t>
+              <w:t>Rejects the wrong password</w:t>
             </w:r>
           </w:p>
         </w:tc>
         <w:tc>
           <w:tcPr>
-            <w:tcW w:type="dxa" w:w="2880"/>
+            <w:tcW w:type="dxa" w:w="1440"/>
           </w:tcPr>
           <w:p>
             <w:r>
-              <w:t>PASS</w:t>
+              <w:t>Pass</w:t>
             </w:r>
           </w:p>
         </w:tc>
@@ -1989,7 +3459,7 @@
       <w:tr>
         <w:tc>
           <w:tcPr>
-            <w:tcW w:type="dxa" w:w="2880"/>
+            <w:tcW w:type="dxa" w:w="1584"/>
           </w:tcPr>
           <w:p>
             <w:r>
@@ -1999,21 +3469,21 @@
         </w:tc>
         <w:tc>
           <w:tcPr>
-            <w:tcW w:type="dxa" w:w="2880"/>
+            <w:tcW w:type="dxa" w:w="5616"/>
           </w:tcPr>
           <w:p>
             <w:r>
-              <w:t>Reject login with non-existent email</w:t>
+              <w:t>Rejects a non-existent email</w:t>
             </w:r>
           </w:p>
         </w:tc>
         <w:tc>
           <w:tcPr>
-            <w:tcW w:type="dxa" w:w="2880"/>
+            <w:tcW w:type="dxa" w:w="1440"/>
           </w:tcPr>
           <w:p>
             <w:r>
-              <w:t>PASS</w:t>
+              <w:t>Pass</w:t>
             </w:r>
           </w:p>
         </w:tc>
@@ -2021,7 +3491,7 @@
       <w:tr>
         <w:tc>
           <w:tcPr>
-            <w:tcW w:type="dxa" w:w="2880"/>
+            <w:tcW w:type="dxa" w:w="1584"/>
           </w:tcPr>
           <w:p>
             <w:r>
@@ -2031,21 +3501,21 @@
         </w:tc>
         <w:tc>
           <w:tcPr>
-            <w:tcW w:type="dxa" w:w="2880"/>
+            <w:tcW w:type="dxa" w:w="5616"/>
           </w:tcPr>
           <w:p>
             <w:r>
-              <w:t>Reject login with missing password</w:t>
+              <w:t>Rejects a missing password</w:t>
             </w:r>
           </w:p>
         </w:tc>
         <w:tc>
           <w:tcPr>
-            <w:tcW w:type="dxa" w:w="2880"/>
+            <w:tcW w:type="dxa" w:w="1440"/>
           </w:tcPr>
           <w:p>
             <w:r>
-              <w:t>PASS</w:t>
+              <w:t>Pass</w:t>
             </w:r>
           </w:p>
         </w:tc>
@@ -2053,7 +3523,7 @@
       <w:tr>
         <w:tc>
           <w:tcPr>
-            <w:tcW w:type="dxa" w:w="2880"/>
+            <w:tcW w:type="dxa" w:w="1584"/>
           </w:tcPr>
           <w:p>
             <w:r>
@@ -2063,21 +3533,21 @@
         </w:tc>
         <w:tc>
           <w:tcPr>
-            <w:tcW w:type="dxa" w:w="2880"/>
+            <w:tcW w:type="dxa" w:w="5616"/>
           </w:tcPr>
           <w:p>
             <w:r>
-              <w:t>Reject profile access without token</w:t>
+              <w:t>Rejects access with no token</w:t>
             </w:r>
           </w:p>
         </w:tc>
         <w:tc>
           <w:tcPr>
-            <w:tcW w:type="dxa" w:w="2880"/>
+            <w:tcW w:type="dxa" w:w="1440"/>
           </w:tcPr>
           <w:p>
             <w:r>
-              <w:t>PASS</w:t>
+              <w:t>Pass</w:t>
             </w:r>
           </w:p>
         </w:tc>
@@ -2085,7 +3555,7 @@
       <w:tr>
         <w:tc>
           <w:tcPr>
-            <w:tcW w:type="dxa" w:w="2880"/>
+            <w:tcW w:type="dxa" w:w="1584"/>
           </w:tcPr>
           <w:p>
             <w:r>
@@ -2095,21 +3565,21 @@
         </w:tc>
         <w:tc>
           <w:tcPr>
-            <w:tcW w:type="dxa" w:w="2880"/>
+            <w:tcW w:type="dxa" w:w="5616"/>
           </w:tcPr>
           <w:p>
             <w:r>
-              <w:t>Reject profile access with invalid token</w:t>
+              <w:t>Rejects access with an invalid token</w:t>
             </w:r>
           </w:p>
         </w:tc>
         <w:tc>
           <w:tcPr>
-            <w:tcW w:type="dxa" w:w="2880"/>
+            <w:tcW w:type="dxa" w:w="1440"/>
           </w:tcPr>
           <w:p>
             <w:r>
-              <w:t>PASS</w:t>
+              <w:t>Pass</w:t>
             </w:r>
           </w:p>
         </w:tc>
@@ -2117,7 +3587,7 @@
       <w:tr>
         <w:tc>
           <w:tcPr>
-            <w:tcW w:type="dxa" w:w="2880"/>
+            <w:tcW w:type="dxa" w:w="1584"/>
           </w:tcPr>
           <w:p>
             <w:r>
@@ -2127,21 +3597,21 @@
         </w:tc>
         <w:tc>
           <w:tcPr>
-            <w:tcW w:type="dxa" w:w="2880"/>
+            <w:tcW w:type="dxa" w:w="5616"/>
           </w:tcPr>
           <w:p>
             <w:r>
-              <w:t>Return profile with valid token</w:t>
+              <w:t>Returns the profile with a valid token</w:t>
             </w:r>
           </w:p>
         </w:tc>
         <w:tc>
           <w:tcPr>
-            <w:tcW w:type="dxa" w:w="2880"/>
+            <w:tcW w:type="dxa" w:w="1440"/>
           </w:tcPr>
           <w:p>
             <w:r>
-              <w:t>PASS</w:t>
+              <w:t>Pass</w:t>
             </w:r>
           </w:p>
         </w:tc>
@@ -2149,7 +3619,7 @@
       <w:tr>
         <w:tc>
           <w:tcPr>
-            <w:tcW w:type="dxa" w:w="2880"/>
+            <w:tcW w:type="dxa" w:w="1584"/>
           </w:tcPr>
           <w:p>
             <w:r>
@@ -2159,21 +3629,21 @@
         </w:tc>
         <w:tc>
           <w:tcPr>
-            <w:tcW w:type="dxa" w:w="2880"/>
+            <w:tcW w:type="dxa" w:w="5616"/>
           </w:tcPr>
           <w:p>
             <w:r>
-              <w:t>Return health status</w:t>
+              <w:t>Returns the health status</w:t>
             </w:r>
           </w:p>
         </w:tc>
         <w:tc>
           <w:tcPr>
-            <w:tcW w:type="dxa" w:w="2880"/>
+            <w:tcW w:type="dxa" w:w="1440"/>
           </w:tcPr>
           <w:p>
             <w:r>
-              <w:t>PASS</w:t>
+              <w:t>Pass</w:t>
             </w:r>
           </w:p>
         </w:tc>
@@ -2181,7 +3651,39 @@
       <w:tr>
         <w:tc>
           <w:tcPr>
-            <w:tcW w:type="dxa" w:w="2880"/>
+            <w:tcW w:type="dxa" w:w="1584"/>
+          </w:tcPr>
+          <w:p>
+            <w:r>
+              <w:t>Root</w:t>
+            </w:r>
+          </w:p>
+        </w:tc>
+        <w:tc>
+          <w:tcPr>
+            <w:tcW w:type="dxa" w:w="5616"/>
+          </w:tcPr>
+          <w:p>
+            <w:r>
+              <w:t>Returns the API welcome payload</w:t>
+            </w:r>
+          </w:p>
+        </w:tc>
+        <w:tc>
+          <w:tcPr>
+            <w:tcW w:type="dxa" w:w="1440"/>
+          </w:tcPr>
+          <w:p>
+            <w:r>
+              <w:t>Pass</w:t>
+            </w:r>
+          </w:p>
+        </w:tc>
+      </w:tr>
+      <w:tr>
+        <w:tc>
+          <w:tcPr>
+            <w:tcW w:type="dxa" w:w="1584"/>
           </w:tcPr>
           <w:p>
             <w:r>
@@ -2191,21 +3693,21 @@
         </w:tc>
         <w:tc>
           <w:tcPr>
-            <w:tcW w:type="dxa" w:w="2880"/>
+            <w:tcW w:type="dxa" w:w="5616"/>
           </w:tcPr>
           <w:p>
             <w:r>
-              <w:t>Return 404 for unknown routes</w:t>
+              <w:t>Returns 404 for an unknown route</w:t>
             </w:r>
           </w:p>
         </w:tc>
         <w:tc>
           <w:tcPr>
-            <w:tcW w:type="dxa" w:w="2880"/>
+            <w:tcW w:type="dxa" w:w="1440"/>
           </w:tcPr>
           <w:p>
             <w:r>
-              <w:t>PASS</w:t>
+              <w:t>Pass</w:t>
             </w:r>
           </w:p>
         </w:tc>
@@ -2213,11 +3715,428 @@
     </w:tbl>
     <w:p/>
     <w:p>
+      <w:pPr>
+        <w:pStyle w:val="Heading2"/>
+      </w:pPr>
+      <w:r>
+        <w:t>10.2 Security Tests (security.test.js)</w:t>
+      </w:r>
+    </w:p>
+    <w:tbl>
+      <w:tblPr>
+        <w:tblStyle w:val="LightShading-Accent1"/>
+        <w:tblW w:type="auto" w:w="0"/>
+        <w:jc w:val="center"/>
+        <w:tblLook w:firstColumn="1" w:firstRow="1" w:lastColumn="0" w:lastRow="0" w:noHBand="0" w:noVBand="1" w:val="04A0"/>
+      </w:tblPr>
+      <w:tblGrid>
+        <w:gridCol w:w="2880"/>
+        <w:gridCol w:w="2880"/>
+        <w:gridCol w:w="2880"/>
+      </w:tblGrid>
+      <w:tr>
+        <w:tc>
+          <w:tcPr>
+            <w:tcW w:type="dxa" w:w="2304"/>
+          </w:tcPr>
+          <w:p>
+            <w:r>
+              <w:rPr>
+                <w:b/>
+              </w:rPr>
+              <w:t>Group</w:t>
+            </w:r>
+          </w:p>
+        </w:tc>
+        <w:tc>
+          <w:tcPr>
+            <w:tcW w:type="dxa" w:w="4896"/>
+          </w:tcPr>
+          <w:p>
+            <w:r>
+              <w:rPr>
+                <w:b/>
+              </w:rPr>
+              <w:t>Test</w:t>
+            </w:r>
+          </w:p>
+        </w:tc>
+        <w:tc>
+          <w:tcPr>
+            <w:tcW w:type="dxa" w:w="1440"/>
+          </w:tcPr>
+          <w:p>
+            <w:r>
+              <w:rPr>
+                <w:b/>
+              </w:rPr>
+              <w:t>Result</w:t>
+            </w:r>
+          </w:p>
+        </w:tc>
+      </w:tr>
+      <w:tr>
+        <w:tc>
+          <w:tcPr>
+            <w:tcW w:type="dxa" w:w="2304"/>
+          </w:tcPr>
+          <w:p>
+            <w:r>
+              <w:t>Privilege escalation</w:t>
+            </w:r>
+          </w:p>
+        </w:tc>
+        <w:tc>
+          <w:tcPr>
+            <w:tcW w:type="dxa" w:w="4896"/>
+          </w:tcPr>
+          <w:p>
+            <w:r>
+              <w:t>Rejects self-registration as admin</w:t>
+            </w:r>
+          </w:p>
+        </w:tc>
+        <w:tc>
+          <w:tcPr>
+            <w:tcW w:type="dxa" w:w="1440"/>
+          </w:tcPr>
+          <w:p>
+            <w:r>
+              <w:t>Pass</w:t>
+            </w:r>
+          </w:p>
+        </w:tc>
+      </w:tr>
+      <w:tr>
+        <w:tc>
+          <w:tcPr>
+            <w:tcW w:type="dxa" w:w="2304"/>
+          </w:tcPr>
+          <w:p>
+            <w:r>
+              <w:t>Privilege escalation</w:t>
+            </w:r>
+          </w:p>
+        </w:tc>
+        <w:tc>
+          <w:tcPr>
+            <w:tcW w:type="dxa" w:w="4896"/>
+          </w:tcPr>
+          <w:p>
+            <w:r>
+              <w:t>Ignores unknown extra fields (mass assignment)</w:t>
+            </w:r>
+          </w:p>
+        </w:tc>
+        <w:tc>
+          <w:tcPr>
+            <w:tcW w:type="dxa" w:w="1440"/>
+          </w:tcPr>
+          <w:p>
+            <w:r>
+              <w:t>Pass</w:t>
+            </w:r>
+          </w:p>
+        </w:tc>
+      </w:tr>
+      <w:tr>
+        <w:tc>
+          <w:tcPr>
+            <w:tcW w:type="dxa" w:w="2304"/>
+          </w:tcPr>
+          <w:p>
+            <w:r>
+              <w:t>JWT attacks</w:t>
+            </w:r>
+          </w:p>
+        </w:tc>
+        <w:tc>
+          <w:tcPr>
+            <w:tcW w:type="dxa" w:w="4896"/>
+          </w:tcPr>
+          <w:p>
+            <w:r>
+              <w:t>Rejects a token signed with algorithm "none"</w:t>
+            </w:r>
+          </w:p>
+        </w:tc>
+        <w:tc>
+          <w:tcPr>
+            <w:tcW w:type="dxa" w:w="1440"/>
+          </w:tcPr>
+          <w:p>
+            <w:r>
+              <w:t>Pass</w:t>
+            </w:r>
+          </w:p>
+        </w:tc>
+      </w:tr>
+      <w:tr>
+        <w:tc>
+          <w:tcPr>
+            <w:tcW w:type="dxa" w:w="2304"/>
+          </w:tcPr>
+          <w:p>
+            <w:r>
+              <w:t>JWT attacks</w:t>
+            </w:r>
+          </w:p>
+        </w:tc>
+        <w:tc>
+          <w:tcPr>
+            <w:tcW w:type="dxa" w:w="4896"/>
+          </w:tcPr>
+          <w:p>
+            <w:r>
+              <w:t>Rejects a token signed with the wrong secret</w:t>
+            </w:r>
+          </w:p>
+        </w:tc>
+        <w:tc>
+          <w:tcPr>
+            <w:tcW w:type="dxa" w:w="1440"/>
+          </w:tcPr>
+          <w:p>
+            <w:r>
+              <w:t>Pass</w:t>
+            </w:r>
+          </w:p>
+        </w:tc>
+      </w:tr>
+      <w:tr>
+        <w:tc>
+          <w:tcPr>
+            <w:tcW w:type="dxa" w:w="2304"/>
+          </w:tcPr>
+          <w:p>
+            <w:r>
+              <w:t>JWT attacks</w:t>
+            </w:r>
+          </w:p>
+        </w:tc>
+        <w:tc>
+          <w:tcPr>
+            <w:tcW w:type="dxa" w:w="4896"/>
+          </w:tcPr>
+          <w:p>
+            <w:r>
+              <w:t>Rejects an expired token</w:t>
+            </w:r>
+          </w:p>
+        </w:tc>
+        <w:tc>
+          <w:tcPr>
+            <w:tcW w:type="dxa" w:w="1440"/>
+          </w:tcPr>
+          <w:p>
+            <w:r>
+              <w:t>Pass</w:t>
+            </w:r>
+          </w:p>
+        </w:tc>
+      </w:tr>
+      <w:tr>
+        <w:tc>
+          <w:tcPr>
+            <w:tcW w:type="dxa" w:w="2304"/>
+          </w:tcPr>
+          <w:p>
+            <w:r>
+              <w:t>JWT attacks</w:t>
+            </w:r>
+          </w:p>
+        </w:tc>
+        <w:tc>
+          <w:tcPr>
+            <w:tcW w:type="dxa" w:w="4896"/>
+          </w:tcPr>
+          <w:p>
+            <w:r>
+              <w:t>Rejects a token issued for the wrong context</w:t>
+            </w:r>
+          </w:p>
+        </w:tc>
+        <w:tc>
+          <w:tcPr>
+            <w:tcW w:type="dxa" w:w="1440"/>
+          </w:tcPr>
+          <w:p>
+            <w:r>
+              <w:t>Pass</w:t>
+            </w:r>
+          </w:p>
+        </w:tc>
+      </w:tr>
+      <w:tr>
+        <w:tc>
+          <w:tcPr>
+            <w:tcW w:type="dxa" w:w="2304"/>
+          </w:tcPr>
+          <w:p>
+            <w:r>
+              <w:t>Malformed input</w:t>
+            </w:r>
+          </w:p>
+        </w:tc>
+        <w:tc>
+          <w:tcPr>
+            <w:tcW w:type="dxa" w:w="4896"/>
+          </w:tcPr>
+          <w:p>
+            <w:r>
+              <w:t>Returns a controlled 400 for malformed JSON</w:t>
+            </w:r>
+          </w:p>
+        </w:tc>
+        <w:tc>
+          <w:tcPr>
+            <w:tcW w:type="dxa" w:w="1440"/>
+          </w:tcPr>
+          <w:p>
+            <w:r>
+              <w:t>Pass</w:t>
+            </w:r>
+          </w:p>
+        </w:tc>
+      </w:tr>
+      <w:tr>
+        <w:tc>
+          <w:tcPr>
+            <w:tcW w:type="dxa" w:w="2304"/>
+          </w:tcPr>
+          <w:p>
+            <w:r>
+              <w:t>Malformed input</w:t>
+            </w:r>
+          </w:p>
+        </w:tc>
+        <w:tc>
+          <w:tcPr>
+            <w:tcW w:type="dxa" w:w="4896"/>
+          </w:tcPr>
+          <w:p>
+            <w:r>
+              <w:t>Returns 413 for an oversized body</w:t>
+            </w:r>
+          </w:p>
+        </w:tc>
+        <w:tc>
+          <w:tcPr>
+            <w:tcW w:type="dxa" w:w="1440"/>
+          </w:tcPr>
+          <w:p>
+            <w:r>
+              <w:t>Pass</w:t>
+            </w:r>
+          </w:p>
+        </w:tc>
+      </w:tr>
+      <w:tr>
+        <w:tc>
+          <w:tcPr>
+            <w:tcW w:type="dxa" w:w="2304"/>
+          </w:tcPr>
+          <w:p>
+            <w:r>
+              <w:t>Injection</w:t>
+            </w:r>
+          </w:p>
+        </w:tc>
+        <w:tc>
+          <w:tcPr>
+            <w:tcW w:type="dxa" w:w="4896"/>
+          </w:tcPr>
+          <w:p>
+            <w:r>
+              <w:t>Stores and escapes SQL injection payloads safely</w:t>
+            </w:r>
+          </w:p>
+        </w:tc>
+        <w:tc>
+          <w:tcPr>
+            <w:tcW w:type="dxa" w:w="1440"/>
+          </w:tcPr>
+          <w:p>
+            <w:r>
+              <w:t>Pass</w:t>
+            </w:r>
+          </w:p>
+        </w:tc>
+      </w:tr>
+      <w:tr>
+        <w:tc>
+          <w:tcPr>
+            <w:tcW w:type="dxa" w:w="2304"/>
+          </w:tcPr>
+          <w:p>
+            <w:r>
+              <w:t>Response headers</w:t>
+            </w:r>
+          </w:p>
+        </w:tc>
+        <w:tc>
+          <w:tcPr>
+            <w:tcW w:type="dxa" w:w="4896"/>
+          </w:tcPr>
+          <w:p>
+            <w:r>
+              <w:t>Sends the expected security headers</w:t>
+            </w:r>
+          </w:p>
+        </w:tc>
+        <w:tc>
+          <w:tcPr>
+            <w:tcW w:type="dxa" w:w="1440"/>
+          </w:tcPr>
+          <w:p>
+            <w:r>
+              <w:t>Pass</w:t>
+            </w:r>
+          </w:p>
+        </w:tc>
+      </w:tr>
+      <w:tr>
+        <w:tc>
+          <w:tcPr>
+            <w:tcW w:type="dxa" w:w="2304"/>
+          </w:tcPr>
+          <w:p>
+            <w:r>
+              <w:t>Response headers</w:t>
+            </w:r>
+          </w:p>
+        </w:tc>
+        <w:tc>
+          <w:tcPr>
+            <w:tcW w:type="dxa" w:w="4896"/>
+          </w:tcPr>
+          <w:p>
+            <w:r>
+              <w:t>Leaks no internal detail on an unknown route</w:t>
+            </w:r>
+          </w:p>
+        </w:tc>
+        <w:tc>
+          <w:tcPr>
+            <w:tcW w:type="dxa" w:w="1440"/>
+          </w:tcPr>
+          <w:p>
+            <w:r>
+              <w:t>Pass</w:t>
+            </w:r>
+          </w:p>
+        </w:tc>
+      </w:tr>
+    </w:tbl>
+    <w:p/>
+    <w:p>
       <w:r>
         <w:rPr>
+          <w:rFonts w:ascii="Consolas" w:hAnsi="Consolas"/>
           <w:b/>
+          <w:sz w:val="20"/>
         </w:rPr>
-        <w:t>Test Suites: 1 passed, 1 total | Tests: 16 passed, 16 total</w:t>
+        <w:t>Test Suites: 2 passed, 2 total     Tests: 28 passed, 28 total</w:t>
       </w:r>
     </w:p>
     <w:p>
@@ -2230,7 +4149,7 @@
     </w:p>
     <w:p>
       <w:r>
-        <w:t>In addition to the Node.js backend, a native Android client (Kotlin) was implemented to demonstrate the Part 1 security requirements from the client side. The app lives in the android/ folder of the project and was verified end-to-end against the running backend on an Android emulator.</w:t>
+        <w:t>A native Android client was built alongside the backend to show the Part 1 security requirements working from the client side as well. It lives in the android/ folder and was tested end to end against the running backend on an emulator.</w:t>
       </w:r>
     </w:p>
     <w:p>
@@ -2246,7 +4165,7 @@
         <w:pStyle w:val="ListBullet"/>
       </w:pPr>
       <w:r>
-        <w:t>Splash-to-Login routing with JWT persistence (stays signed in until the token expires)</w:t>
+        <w:t>Splash screen that routes to the dashboard or the login screen depending on whether a valid token is stored</w:t>
       </w:r>
     </w:p>
     <w:p>
@@ -2254,7 +4173,7 @@
         <w:pStyle w:val="ListBullet"/>
       </w:pPr>
       <w:r>
-        <w:t>Registration with role selection (Client / Freelancer) and auto-login</w:t>
+        <w:t>Registration with role selection (Client or Freelancer) and automatic login afterwards</w:t>
       </w:r>
     </w:p>
     <w:p>
@@ -2262,7 +4181,7 @@
         <w:pStyle w:val="ListBullet"/>
       </w:pPr>
       <w:r>
-        <w:t>Login with server-side credential validation (wrong credentials show the API's 401 message)</w:t>
+        <w:t>Login validated against the server, with the API's own 401 message shown on failure</w:t>
       </w:r>
     </w:p>
     <w:p>
@@ -2270,7 +4189,7 @@
         <w:pStyle w:val="ListBullet"/>
       </w:pPr>
       <w:r>
-        <w:t>Dashboard showing the authenticated profile, the JWT token, and a live security status panel</w:t>
+        <w:t>Dashboard showing the authenticated profile, the token, and a live security status panel</w:t>
       </w:r>
     </w:p>
     <w:p>
@@ -2278,7 +4197,7 @@
         <w:pStyle w:val="ListBullet"/>
       </w:pPr>
       <w:r>
-        <w:t>Client-side input validation mirroring the server rules (email format, password strength, confirm-password match)</w:t>
+        <w:t>Client-side validation that mirrors the server rules, so obvious mistakes are caught before a request is sent</w:t>
       </w:r>
     </w:p>
     <w:p>
@@ -2286,7 +4205,7 @@
         <w:pStyle w:val="ListBullet"/>
       </w:pPr>
       <w:r>
-        <w:t>Encrypted token storage via EncryptedSharedPreferences (AES-256-GCM)</w:t>
+        <w:t>Token stored in EncryptedSharedPreferences (AES-256-GCM), not in plain preferences</w:t>
       </w:r>
     </w:p>
     <w:p>
@@ -2294,139 +4213,293 @@
         <w:pStyle w:val="ListBullet"/>
       </w:pPr>
       <w:r>
-        <w:t>Certificate pinning: the app embeds res/raw/server_cert.pem and only trusts that exact certificate over TLS</w:t>
+        <w:t>Certificate pinning against res/raw/server_cert.pem, so the app trusts only the HustleHub+ backend certificate</w:t>
       </w:r>
     </w:p>
     <w:p>
       <w:pPr>
-        <w:pStyle w:val="ListBullet"/>
-      </w:pPr>
-      <w:r>
-        <w:t>Controlled server error messages surfaced from the API's JSON error responses</w:t>
+        <w:pStyle w:val="Heading2"/>
+      </w:pPr>
+      <w:r>
+        <w:t>11.2 App Structure</w:t>
       </w:r>
     </w:p>
     <w:p>
       <w:pPr>
-        <w:pStyle w:val="Heading2"/>
-      </w:pPr>
-      <w:r>
-        <w:t>11.2 App Structure</w:t>
+        <w:spacing w:after="0" w:before="0"/>
+        <w:ind w:left="360"/>
+      </w:pPr>
+      <w:r>
+        <w:rPr>
+          <w:rFonts w:ascii="Consolas" w:hAnsi="Consolas"/>
+          <w:sz w:val="18"/>
+        </w:rPr>
+        <w:t>android/</w:t>
       </w:r>
     </w:p>
     <w:p>
-      <w:r>
-        <w:t>android/</w:t>
+      <w:pPr>
+        <w:spacing w:after="0" w:before="0"/>
+        <w:ind w:left="360"/>
+      </w:pPr>
+      <w:r>
+        <w:rPr>
+          <w:rFonts w:ascii="Consolas" w:hAnsi="Consolas"/>
+          <w:sz w:val="18"/>
+        </w:rPr>
+        <w:t xml:space="preserve">  build.gradle                      AGP 8.1.2, Kotlin 1.9.24</w:t>
       </w:r>
     </w:p>
     <w:p>
-      <w:r>
+      <w:pPr>
+        <w:spacing w:after="0" w:before="0"/>
+        <w:ind w:left="360"/>
+      </w:pPr>
+      <w:r>
+        <w:rPr>
+          <w:rFonts w:ascii="Consolas" w:hAnsi="Consolas"/>
+          <w:sz w:val="18"/>
+        </w:rPr>
         <w:t xml:space="preserve">  app/</w:t>
       </w:r>
     </w:p>
     <w:p>
-      <w:r>
-        <w:t xml:space="preserve">    build.gradle.kts              # AGP 8.5.2, Kotlin 1.9.24, minSdk 26</w:t>
+      <w:pPr>
+        <w:spacing w:after="0" w:before="0"/>
+        <w:ind w:left="360"/>
+      </w:pPr>
+      <w:r>
+        <w:rPr>
+          <w:rFonts w:ascii="Consolas" w:hAnsi="Consolas"/>
+          <w:sz w:val="18"/>
+        </w:rPr>
+        <w:t xml:space="preserve">    build.gradle                    compileSdk 34, minSdk 26, targetSdk 34</w:t>
       </w:r>
     </w:p>
     <w:p>
-      <w:r>
+      <w:pPr>
+        <w:spacing w:after="0" w:before="0"/>
+        <w:ind w:left="360"/>
+      </w:pPr>
+      <w:r>
+        <w:rPr>
+          <w:rFonts w:ascii="Consolas" w:hAnsi="Consolas"/>
+          <w:sz w:val="18"/>
+        </w:rPr>
         <w:t xml:space="preserve">    src/main/</w:t>
       </w:r>
     </w:p>
     <w:p>
-      <w:r>
-        <w:t xml:space="preserve">      AndroidManifest.xml         # INTERNET permission, network security config</w:t>
+      <w:pPr>
+        <w:spacing w:after="0" w:before="0"/>
+        <w:ind w:left="360"/>
+      </w:pPr>
+      <w:r>
+        <w:rPr>
+          <w:rFonts w:ascii="Consolas" w:hAnsi="Consolas"/>
+          <w:sz w:val="18"/>
+        </w:rPr>
+        <w:t xml:space="preserve">      AndroidManifest.xml           INTERNET permission, network security config</w:t>
       </w:r>
     </w:p>
     <w:p>
-      <w:r>
-        <w:t xml:space="preserve">      res/raw/server_cert.pem     # Pinned backend certificate</w:t>
+      <w:pPr>
+        <w:spacing w:after="0" w:before="0"/>
+        <w:ind w:left="360"/>
+      </w:pPr>
+      <w:r>
+        <w:rPr>
+          <w:rFonts w:ascii="Consolas" w:hAnsi="Consolas"/>
+          <w:sz w:val="18"/>
+        </w:rPr>
+        <w:t xml:space="preserve">      res/raw/server_cert.pem       Pinned backend certificate</w:t>
       </w:r>
     </w:p>
     <w:p>
-      <w:r>
+      <w:pPr>
+        <w:spacing w:after="0" w:before="0"/>
+        <w:ind w:left="360"/>
+      </w:pPr>
+      <w:r>
+        <w:rPr>
+          <w:rFonts w:ascii="Consolas" w:hAnsi="Consolas"/>
+          <w:sz w:val="18"/>
+        </w:rPr>
         <w:t xml:space="preserve">      res/xml/network_security_config.xml</w:t>
       </w:r>
     </w:p>
     <w:p>
-      <w:r>
-        <w:t xml:space="preserve">      res/layout/                 # activity_login, activity_register, activity_dashboard</w:t>
+      <w:pPr>
+        <w:spacing w:after="0" w:before="0"/>
+        <w:ind w:left="360"/>
+      </w:pPr>
+      <w:r>
+        <w:rPr>
+          <w:rFonts w:ascii="Consolas" w:hAnsi="Consolas"/>
+          <w:sz w:val="18"/>
+        </w:rPr>
+        <w:t xml:space="preserve">      res/layout/                   activity_login, activity_register, activity_dashboard</w:t>
       </w:r>
     </w:p>
     <w:p>
-      <w:r>
-        <w:t xml:space="preserve">      res/values/                 # Dark theme and strings</w:t>
+      <w:pPr>
+        <w:spacing w:after="0" w:before="0"/>
+        <w:ind w:left="360"/>
+      </w:pPr>
+      <w:r>
+        <w:rPr>
+          <w:rFonts w:ascii="Consolas" w:hAnsi="Consolas"/>
+          <w:sz w:val="18"/>
+        </w:rPr>
+        <w:t xml:space="preserve">      res/values/                   Theme and strings</w:t>
       </w:r>
     </w:p>
     <w:p>
-      <w:r>
+      <w:pPr>
+        <w:spacing w:after="0" w:before="0"/>
+        <w:ind w:left="360"/>
+      </w:pPr>
+      <w:r>
+        <w:rPr>
+          <w:rFonts w:ascii="Consolas" w:hAnsi="Consolas"/>
+          <w:sz w:val="18"/>
+        </w:rPr>
         <w:t xml:space="preserve">      java/com/hustlehub/app/</w:t>
       </w:r>
     </w:p>
     <w:p>
-      <w:r>
-        <w:t xml:space="preserve">        MainActivity.kt           # Splash + authentication routing</w:t>
+      <w:pPr>
+        <w:spacing w:after="0" w:before="0"/>
+        <w:ind w:left="360"/>
+      </w:pPr>
+      <w:r>
+        <w:rPr>
+          <w:rFonts w:ascii="Consolas" w:hAnsi="Consolas"/>
+          <w:sz w:val="18"/>
+        </w:rPr>
+        <w:t xml:space="preserve">        MainActivity.kt             Splash and authentication routing</w:t>
       </w:r>
     </w:p>
     <w:p>
-      <w:r>
-        <w:t xml:space="preserve">        LoginActivity.kt          # Login screen</w:t>
+      <w:pPr>
+        <w:spacing w:after="0" w:before="0"/>
+        <w:ind w:left="360"/>
+      </w:pPr>
+      <w:r>
+        <w:rPr>
+          <w:rFonts w:ascii="Consolas" w:hAnsi="Consolas"/>
+          <w:sz w:val="18"/>
+        </w:rPr>
+        <w:t xml:space="preserve">        LoginActivity.kt            Login screen</w:t>
       </w:r>
     </w:p>
     <w:p>
-      <w:r>
-        <w:t xml:space="preserve">        RegisterActivity.kt       # Registration screen with role spinner</w:t>
+      <w:pPr>
+        <w:spacing w:after="0" w:before="0"/>
+        <w:ind w:left="360"/>
+      </w:pPr>
+      <w:r>
+        <w:rPr>
+          <w:rFonts w:ascii="Consolas" w:hAnsi="Consolas"/>
+          <w:sz w:val="18"/>
+        </w:rPr>
+        <w:t xml:space="preserve">        RegisterActivity.kt         Registration screen with role spinner</w:t>
       </w:r>
     </w:p>
     <w:p>
-      <w:r>
-        <w:t xml:space="preserve">        DashboardActivity.kt      # Profile, JWT, copy token, security status, logout</w:t>
+      <w:pPr>
+        <w:spacing w:after="0" w:before="0"/>
+        <w:ind w:left="360"/>
+      </w:pPr>
+      <w:r>
+        <w:rPr>
+          <w:rFonts w:ascii="Consolas" w:hAnsi="Consolas"/>
+          <w:sz w:val="18"/>
+        </w:rPr>
+        <w:t xml:space="preserve">        DashboardActivity.kt        Profile, token, security status, logout</w:t>
       </w:r>
     </w:p>
     <w:p>
-      <w:r>
-        <w:t xml:space="preserve">        HustleHubApplication.kt   # Application context holder</w:t>
+      <w:pPr>
+        <w:spacing w:after="0" w:before="0"/>
+        <w:ind w:left="360"/>
+      </w:pPr>
+      <w:r>
+        <w:rPr>
+          <w:rFonts w:ascii="Consolas" w:hAnsi="Consolas"/>
+          <w:sz w:val="18"/>
+        </w:rPr>
+        <w:t xml:space="preserve">        HustleHubApplication.kt     Application context holder</w:t>
       </w:r>
     </w:p>
     <w:p>
-      <w:r>
-        <w:t xml:space="preserve">        api/ApiClient.kt          # Retrofit + OkHttp + cert TrustManager</w:t>
+      <w:pPr>
+        <w:spacing w:after="0" w:before="0"/>
+        <w:ind w:left="360"/>
+      </w:pPr>
+      <w:r>
+        <w:rPr>
+          <w:rFonts w:ascii="Consolas" w:hAnsi="Consolas"/>
+          <w:sz w:val="18"/>
+        </w:rPr>
+        <w:t xml:space="preserve">        api/ApiClient.kt            Retrofit, OkHttp and the pinning TrustManager</w:t>
       </w:r>
     </w:p>
     <w:p>
-      <w:r>
-        <w:t xml:space="preserve">        api/ApiService.kt         # REST endpoint definitions</w:t>
+      <w:pPr>
+        <w:spacing w:after="0" w:before="0"/>
+        <w:ind w:left="360"/>
+      </w:pPr>
+      <w:r>
+        <w:rPr>
+          <w:rFonts w:ascii="Consolas" w:hAnsi="Consolas"/>
+          <w:sz w:val="18"/>
+        </w:rPr>
+        <w:t xml:space="preserve">        api/ApiService.kt           Endpoint definitions</w:t>
       </w:r>
     </w:p>
     <w:p>
-      <w:r>
-        <w:t xml:space="preserve">        model/AuthModels.kt       # Request/response DTOs</w:t>
+      <w:pPr>
+        <w:spacing w:after="0" w:before="0"/>
+        <w:ind w:left="360"/>
+      </w:pPr>
+      <w:r>
+        <w:rPr>
+          <w:rFonts w:ascii="Consolas" w:hAnsi="Consolas"/>
+          <w:sz w:val="18"/>
+        </w:rPr>
+        <w:t xml:space="preserve">        model/AuthModels.kt         Request and response data classes</w:t>
       </w:r>
     </w:p>
     <w:p>
-      <w:r>
-        <w:t xml:space="preserve">        security/TokenManager.kt  # EncryptedSharedPreferences JWT storage</w:t>
+      <w:pPr>
+        <w:spacing w:after="0" w:before="0"/>
+        <w:ind w:left="360"/>
+      </w:pPr>
+      <w:r>
+        <w:rPr>
+          <w:rFonts w:ascii="Consolas" w:hAnsi="Consolas"/>
+          <w:sz w:val="18"/>
+        </w:rPr>
+        <w:t xml:space="preserve">        security/TokenManager.kt    Encrypted token storage</w:t>
       </w:r>
     </w:p>
     <w:p>
       <w:pPr>
-        <w:pStyle w:val="Heading2"/>
-      </w:pPr>
-      <w:r>
-        <w:t>11.3 End-to-End Verification</w:t>
-      </w:r>
+        <w:spacing w:after="0"/>
+      </w:pPr>
     </w:p>
     <w:p>
-      <w:r>
-        <w:t>The app was built (assembleDebug) and installed on a Pixel 5 API 34 emulator, then verified against the live backend using device UI automation. Confirmed behaviours:</w:t>
+      <w:pPr>
+        <w:pStyle w:val="Heading2"/>
+      </w:pPr>
+      <w:r>
+        <w:t>11.3 End-to-End Verification</w:t>
       </w:r>
     </w:p>
     <w:p>
-      <w:pPr>
-        <w:pStyle w:val="ListBullet"/>
-      </w:pPr>
-      <w:r>
-        <w:t>Wrong-password login displays the server response "Invalid email or password" (401)</w:t>
+      <w:r>
+        <w:t>The app was built with assembleDebug, installed on a Pixel 5 API 34 emulator and driven through the following checks against the live backend:</w:t>
       </w:r>
     </w:p>
     <w:p>
@@ -2434,7 +4507,7 @@
         <w:pStyle w:val="ListBullet"/>
       </w:pPr>
       <w:r>
-        <w:t>Registration of a new user (Bob Smith, freelancer) returns 201 and auto-navigates to the dashboard</w:t>
+        <w:t>Logging in with the wrong password shows the server's "Invalid email or password" message (401) rather than a generic client-side error.</w:t>
       </w:r>
     </w:p>
     <w:p>
@@ -2442,7 +4515,7 @@
         <w:pStyle w:val="ListBullet"/>
       </w:pPr>
       <w:r>
-        <w:t>Dashboard shows the correct profile (name, email, role, user ID) and "Server: Connected"</w:t>
+        <w:t>Registering a new freelancer returns 201 and moves straight to the dashboard.</w:t>
       </w:r>
     </w:p>
     <w:p>
@@ -2450,7 +4523,7 @@
         <w:pStyle w:val="ListBullet"/>
       </w:pPr>
       <w:r>
-        <w:t>JWT token is displayed and stored encrypted; the security panel confirms HTTPS, JWT bearer, encrypted storage, and bcrypt hashing</w:t>
+        <w:t>The dashboard shows the correct name, email, role and user id, and reports "Server: Connected".</w:t>
       </w:r>
     </w:p>
     <w:p>
@@ -2458,7 +4531,7 @@
         <w:pStyle w:val="ListBullet"/>
       </w:pPr>
       <w:r>
-        <w:t>Logout clears the token; subsequent login with correct credentials succeeds</w:t>
+        <w:t>The token is displayed and stored encrypted; the security panel confirms HTTPS, bearer authentication, encrypted storage and bcrypt hashing.</w:t>
       </w:r>
     </w:p>
     <w:p>
@@ -2466,28 +4539,627 @@
         <w:pStyle w:val="ListBullet"/>
       </w:pPr>
       <w:r>
-        <w:t>Client-side validation blocks invalid email and mismatched passwords before any network call</w:t>
+        <w:t>Logging out clears the token, and logging back in with correct credentials succeeds.</w:t>
       </w:r>
     </w:p>
     <w:p>
-      <w:r>
-        <w:t>Screenshots of the running app are provided in the mockups/ folder (app_01_login.png, app_02_register.png, app_03_dashboard.png, app_05_login_error.png).</w:t>
+      <w:pPr>
+        <w:pStyle w:val="ListBullet"/>
+      </w:pPr>
+      <w:r>
+        <w:t>Invalid emails and mismatched passwords are blocked before any network call is made.</w:t>
       </w:r>
     </w:p>
     <w:p>
       <w:pPr>
-        <w:pStyle w:val="Heading1"/>
-      </w:pPr>
-      <w:r>
-        <w:t>Appendix A: Postman Collection Export</w:t>
+        <w:pStyle w:val="Heading2"/>
+      </w:pPr>
+      <w:r>
+        <w:t>11.4 Screenshots</w:t>
       </w:r>
     </w:p>
     <w:p>
       <w:r>
-        <w:t>The complete Postman collection JSON file (HustleHub+ Postman Collection.json) is included in the project submission. It contains 12 pre-configured requests covering all API endpoints with test scripts for automated validation.</w:t>
+        <w:t>Captured from the emulator running against the live backend.</w:t>
+      </w:r>
+    </w:p>
+    <w:tbl>
+      <w:tblPr>
+        <w:tblW w:type="auto" w:w="0"/>
+        <w:jc w:val="center"/>
+        <w:tblLook w:firstColumn="1" w:firstRow="1" w:lastColumn="0" w:lastRow="0" w:noHBand="0" w:noVBand="1" w:val="04A0"/>
+      </w:tblPr>
+      <w:tblGrid>
+        <w:gridCol w:w="4320"/>
+        <w:gridCol w:w="4320"/>
+      </w:tblGrid>
+      <w:tr>
+        <w:tc>
+          <w:tcPr>
+            <w:tcW w:type="dxa" w:w="4320"/>
+          </w:tcPr>
+          <w:p>
+            <w:pPr>
+              <w:jc w:val="center"/>
+            </w:pPr>
+            <w:r>
+              <w:drawing>
+                <wp:inline xmlns:a="http://schemas.openxmlformats.org/drawingml/2006/main" xmlns:pic="http://schemas.openxmlformats.org/drawingml/2006/picture">
+                  <wp:extent cx="1554480" cy="3368040"/>
+                  <wp:docPr id="1" name="Picture 1"/>
+                  <wp:cNvGraphicFramePr>
+                    <a:graphicFrameLocks noChangeAspect="1"/>
+                  </wp:cNvGraphicFramePr>
+                  <a:graphic>
+                    <a:graphicData uri="http://schemas.openxmlformats.org/drawingml/2006/picture">
+                      <pic:pic>
+                        <pic:nvPicPr>
+                          <pic:cNvPr id="0" name="app_01_login.png"/>
+                          <pic:cNvPicPr/>
+                        </pic:nvPicPr>
+                        <pic:blipFill>
+                          <a:blip r:embed="rId10"/>
+                          <a:stretch>
+                            <a:fillRect/>
+                          </a:stretch>
+                        </pic:blipFill>
+                        <pic:spPr>
+                          <a:xfrm>
+                            <a:off x="0" y="0"/>
+                            <a:ext cx="1554480" cy="3368040"/>
+                          </a:xfrm>
+                          <a:prstGeom prst="rect"/>
+                        </pic:spPr>
+                      </pic:pic>
+                    </a:graphicData>
+                  </a:graphic>
+                </wp:inline>
+              </w:drawing>
+            </w:r>
+          </w:p>
+        </w:tc>
+        <w:tc>
+          <w:tcPr>
+            <w:tcW w:type="dxa" w:w="4320"/>
+          </w:tcPr>
+          <w:p>
+            <w:pPr>
+              <w:jc w:val="center"/>
+            </w:pPr>
+            <w:r>
+              <w:drawing>
+                <wp:inline xmlns:a="http://schemas.openxmlformats.org/drawingml/2006/main" xmlns:pic="http://schemas.openxmlformats.org/drawingml/2006/picture">
+                  <wp:extent cx="1554480" cy="3368040"/>
+                  <wp:docPr id="2" name="Picture 2"/>
+                  <wp:cNvGraphicFramePr>
+                    <a:graphicFrameLocks noChangeAspect="1"/>
+                  </wp:cNvGraphicFramePr>
+                  <a:graphic>
+                    <a:graphicData uri="http://schemas.openxmlformats.org/drawingml/2006/picture">
+                      <pic:pic>
+                        <pic:nvPicPr>
+                          <pic:cNvPr id="0" name="app_02_register.png"/>
+                          <pic:cNvPicPr/>
+                        </pic:nvPicPr>
+                        <pic:blipFill>
+                          <a:blip r:embed="rId11"/>
+                          <a:stretch>
+                            <a:fillRect/>
+                          </a:stretch>
+                        </pic:blipFill>
+                        <pic:spPr>
+                          <a:xfrm>
+                            <a:off x="0" y="0"/>
+                            <a:ext cx="1554480" cy="3368040"/>
+                          </a:xfrm>
+                          <a:prstGeom prst="rect"/>
+                        </pic:spPr>
+                      </pic:pic>
+                    </a:graphicData>
+                  </a:graphic>
+                </wp:inline>
+              </w:drawing>
+            </w:r>
+          </w:p>
+        </w:tc>
+      </w:tr>
+      <w:tr>
+        <w:tc>
+          <w:tcPr>
+            <w:tcW w:type="dxa" w:w="4320"/>
+          </w:tcPr>
+          <w:p>
+            <w:pPr>
+              <w:jc w:val="center"/>
+            </w:pPr>
+            <w:r>
+              <w:rPr>
+                <w:i/>
+                <w:color w:val="5A6B7B"/>
+                <w:sz w:val="18"/>
+              </w:rPr>
+              <w:t>Login screen</w:t>
+            </w:r>
+          </w:p>
+        </w:tc>
+        <w:tc>
+          <w:tcPr>
+            <w:tcW w:type="dxa" w:w="4320"/>
+          </w:tcPr>
+          <w:p>
+            <w:pPr>
+              <w:jc w:val="center"/>
+            </w:pPr>
+            <w:r>
+              <w:rPr>
+                <w:i/>
+                <w:color w:val="5A6B7B"/>
+                <w:sz w:val="18"/>
+              </w:rPr>
+              <w:t>Registration with role selection</w:t>
+            </w:r>
+          </w:p>
+        </w:tc>
+      </w:tr>
+      <w:tr>
+        <w:tc>
+          <w:tcPr>
+            <w:tcW w:type="dxa" w:w="4320"/>
+          </w:tcPr>
+          <w:p>
+            <w:pPr>
+              <w:jc w:val="center"/>
+            </w:pPr>
+            <w:r>
+              <w:drawing>
+                <wp:inline xmlns:a="http://schemas.openxmlformats.org/drawingml/2006/main" xmlns:pic="http://schemas.openxmlformats.org/drawingml/2006/picture">
+                  <wp:extent cx="1554480" cy="3368040"/>
+                  <wp:docPr id="3" name="Picture 3"/>
+                  <wp:cNvGraphicFramePr>
+                    <a:graphicFrameLocks noChangeAspect="1"/>
+                  </wp:cNvGraphicFramePr>
+                  <a:graphic>
+                    <a:graphicData uri="http://schemas.openxmlformats.org/drawingml/2006/picture">
+                      <pic:pic>
+                        <pic:nvPicPr>
+                          <pic:cNvPr id="0" name="app_05_login_error.png"/>
+                          <pic:cNvPicPr/>
+                        </pic:nvPicPr>
+                        <pic:blipFill>
+                          <a:blip r:embed="rId12"/>
+                          <a:stretch>
+                            <a:fillRect/>
+                          </a:stretch>
+                        </pic:blipFill>
+                        <pic:spPr>
+                          <a:xfrm>
+                            <a:off x="0" y="0"/>
+                            <a:ext cx="1554480" cy="3368040"/>
+                          </a:xfrm>
+                          <a:prstGeom prst="rect"/>
+                        </pic:spPr>
+                      </pic:pic>
+                    </a:graphicData>
+                  </a:graphic>
+                </wp:inline>
+              </w:drawing>
+            </w:r>
+          </w:p>
+        </w:tc>
+        <w:tc>
+          <w:tcPr>
+            <w:tcW w:type="dxa" w:w="4320"/>
+          </w:tcPr>
+          <w:p>
+            <w:pPr>
+              <w:jc w:val="center"/>
+            </w:pPr>
+            <w:r>
+              <w:drawing>
+                <wp:inline xmlns:a="http://schemas.openxmlformats.org/drawingml/2006/main" xmlns:pic="http://schemas.openxmlformats.org/drawingml/2006/picture">
+                  <wp:extent cx="1554480" cy="3368040"/>
+                  <wp:docPr id="4" name="Picture 4"/>
+                  <wp:cNvGraphicFramePr>
+                    <a:graphicFrameLocks noChangeAspect="1"/>
+                  </wp:cNvGraphicFramePr>
+                  <a:graphic>
+                    <a:graphicData uri="http://schemas.openxmlformats.org/drawingml/2006/picture">
+                      <pic:pic>
+                        <pic:nvPicPr>
+                          <pic:cNvPr id="0" name="app_03_dashboard.png"/>
+                          <pic:cNvPicPr/>
+                        </pic:nvPicPr>
+                        <pic:blipFill>
+                          <a:blip r:embed="rId13"/>
+                          <a:stretch>
+                            <a:fillRect/>
+                          </a:stretch>
+                        </pic:blipFill>
+                        <pic:spPr>
+                          <a:xfrm>
+                            <a:off x="0" y="0"/>
+                            <a:ext cx="1554480" cy="3368040"/>
+                          </a:xfrm>
+                          <a:prstGeom prst="rect"/>
+                        </pic:spPr>
+                      </pic:pic>
+                    </a:graphicData>
+                  </a:graphic>
+                </wp:inline>
+              </w:drawing>
+            </w:r>
+          </w:p>
+        </w:tc>
+      </w:tr>
+      <w:tr>
+        <w:tc>
+          <w:tcPr>
+            <w:tcW w:type="dxa" w:w="4320"/>
+          </w:tcPr>
+          <w:p>
+            <w:pPr>
+              <w:jc w:val="center"/>
+            </w:pPr>
+            <w:r>
+              <w:rPr>
+                <w:i/>
+                <w:color w:val="5A6B7B"/>
+                <w:sz w:val="18"/>
+              </w:rPr>
+              <w:t>Server-side 401 shown to the user</w:t>
+            </w:r>
+          </w:p>
+        </w:tc>
+        <w:tc>
+          <w:tcPr>
+            <w:tcW w:type="dxa" w:w="4320"/>
+          </w:tcPr>
+          <w:p>
+            <w:pPr>
+              <w:jc w:val="center"/>
+            </w:pPr>
+            <w:r>
+              <w:rPr>
+                <w:i/>
+                <w:color w:val="5A6B7B"/>
+                <w:sz w:val="18"/>
+              </w:rPr>
+              <w:t>Dashboard with profile and security status</w:t>
+            </w:r>
+          </w:p>
+        </w:tc>
+      </w:tr>
+    </w:tbl>
+    <w:p/>
+    <w:p>
+      <w:pPr>
+        <w:pStyle w:val="Heading1"/>
+      </w:pPr>
+      <w:r>
+        <w:t>12. References</w:t>
+      </w:r>
+    </w:p>
+    <w:p>
+      <w:pPr>
+        <w:spacing w:after="200"/>
+      </w:pPr>
+      <w:r>
+        <w:t xml:space="preserve">Express, 2025. </w:t>
+      </w:r>
+      <w:r>
+        <w:rPr>
+          <w:i/>
+        </w:rPr>
+        <w:t>Production best practices: security</w:t>
+      </w:r>
+      <w:r>
+        <w:t>. [Online]</w:t>
+        <w:br/>
+      </w:r>
+      <w:r>
+        <w:t xml:space="preserve">Available at: </w:t>
+      </w:r>
+      <w:hyperlink r:id="rId14">
+        <w:r>
+          <w:rPr>
+            <w:color w:val="0563C1"/>
+            <w:u w:val="single"/>
+          </w:rPr>
+          <w:t>https://expressjs.com/en/advanced/best-practice-security.html</w:t>
+        </w:r>
+      </w:hyperlink>
+      <w:r>
+        <w:br/>
+        <w:t>[Accessed 2026].</w:t>
+      </w:r>
+    </w:p>
+    <w:p>
+      <w:pPr>
+        <w:spacing w:after="200"/>
+      </w:pPr>
+      <w:r>
+        <w:t xml:space="preserve">express-validator, 2025. </w:t>
+      </w:r>
+      <w:r>
+        <w:rPr>
+          <w:i/>
+        </w:rPr>
+        <w:t>express-validator documentation</w:t>
+      </w:r>
+      <w:r>
+        <w:t>. [Online]</w:t>
+        <w:br/>
+      </w:r>
+      <w:r>
+        <w:t xml:space="preserve">Available at: </w:t>
+      </w:r>
+      <w:hyperlink r:id="rId15">
+        <w:r>
+          <w:rPr>
+            <w:color w:val="0563C1"/>
+            <w:u w:val="single"/>
+          </w:rPr>
+          <w:t>https://express-validator.github.io/docs/</w:t>
+        </w:r>
+      </w:hyperlink>
+      <w:r>
+        <w:br/>
+        <w:t>[Accessed 2026].</w:t>
+      </w:r>
+    </w:p>
+    <w:p>
+      <w:pPr>
+        <w:spacing w:after="200"/>
+      </w:pPr>
+      <w:r>
+        <w:t xml:space="preserve">Helmet, 2025. </w:t>
+      </w:r>
+      <w:r>
+        <w:rPr>
+          <w:i/>
+        </w:rPr>
+        <w:t>Helmet: help secure Express apps with HTTP headers</w:t>
+      </w:r>
+      <w:r>
+        <w:t>. [Online]</w:t>
+        <w:br/>
+      </w:r>
+      <w:r>
+        <w:t xml:space="preserve">Available at: </w:t>
+      </w:r>
+      <w:hyperlink r:id="rId16">
+        <w:r>
+          <w:rPr>
+            <w:color w:val="0563C1"/>
+            <w:u w:val="single"/>
+          </w:rPr>
+          <w:t>https://helmetjs.github.io/</w:t>
+        </w:r>
+      </w:hyperlink>
+      <w:r>
+        <w:br/>
+        <w:t>[Accessed 2026].</w:t>
+      </w:r>
+    </w:p>
+    <w:p>
+      <w:pPr>
+        <w:spacing w:after="200"/>
+      </w:pPr>
+      <w:r>
+        <w:t xml:space="preserve">Jones, M., Bradley, J. &amp; Sakimura, N., 2015. </w:t>
+      </w:r>
+      <w:r>
+        <w:rPr>
+          <w:i/>
+        </w:rPr>
+        <w:t>RFC 7519: JSON Web Token (JWT)</w:t>
+      </w:r>
+      <w:r>
+        <w:t>. [Online]</w:t>
+        <w:br/>
+      </w:r>
+      <w:r>
+        <w:t xml:space="preserve">Available at: </w:t>
+      </w:r>
+      <w:hyperlink r:id="rId17">
+        <w:r>
+          <w:rPr>
+            <w:color w:val="0563C1"/>
+            <w:u w:val="single"/>
+          </w:rPr>
+          <w:t>https://www.rfc-editor.org/rfc/rfc7519</w:t>
+        </w:r>
+      </w:hyperlink>
+      <w:r>
+        <w:br/>
+        <w:t>[Accessed 2026].</w:t>
+      </w:r>
+    </w:p>
+    <w:p>
+      <w:pPr>
+        <w:spacing w:after="200"/>
+      </w:pPr>
+      <w:r>
+        <w:t xml:space="preserve">OWASP, 2021. </w:t>
+      </w:r>
+      <w:r>
+        <w:rPr>
+          <w:i/>
+        </w:rPr>
+        <w:t>OWASP Top 10:2021</w:t>
+      </w:r>
+      <w:r>
+        <w:t>. [Online]</w:t>
+        <w:br/>
+      </w:r>
+      <w:r>
+        <w:t xml:space="preserve">Available at: </w:t>
+      </w:r>
+      <w:hyperlink r:id="rId18">
+        <w:r>
+          <w:rPr>
+            <w:color w:val="0563C1"/>
+            <w:u w:val="single"/>
+          </w:rPr>
+          <w:t>https://owasp.org/Top10/</w:t>
+        </w:r>
+      </w:hyperlink>
+      <w:r>
+        <w:br/>
+        <w:t>[Accessed 2026].</w:t>
+      </w:r>
+    </w:p>
+    <w:p>
+      <w:pPr>
+        <w:spacing w:after="200"/>
+      </w:pPr>
+      <w:r>
+        <w:t xml:space="preserve">OWASP, 2025a. </w:t>
+      </w:r>
+      <w:r>
+        <w:rPr>
+          <w:i/>
+        </w:rPr>
+        <w:t>Password Storage Cheat Sheet</w:t>
+      </w:r>
+      <w:r>
+        <w:t>. [Online]</w:t>
+        <w:br/>
+      </w:r>
+      <w:r>
+        <w:t xml:space="preserve">Available at: </w:t>
+      </w:r>
+      <w:hyperlink r:id="rId19">
+        <w:r>
+          <w:rPr>
+            <w:color w:val="0563C1"/>
+            <w:u w:val="single"/>
+          </w:rPr>
+          <w:t>https://cheatsheetseries.owasp.org/cheatsheets/Password_Storage_Cheat_Sheet.html</w:t>
+        </w:r>
+      </w:hyperlink>
+      <w:r>
+        <w:br/>
+        <w:t>[Accessed 2026].</w:t>
+      </w:r>
+    </w:p>
+    <w:p>
+      <w:pPr>
+        <w:spacing w:after="200"/>
+      </w:pPr>
+      <w:r>
+        <w:t xml:space="preserve">OWASP, 2025b. </w:t>
+      </w:r>
+      <w:r>
+        <w:rPr>
+          <w:i/>
+        </w:rPr>
+        <w:t>Transport Layer Security Cheat Sheet</w:t>
+      </w:r>
+      <w:r>
+        <w:t>. [Online]</w:t>
+        <w:br/>
+      </w:r>
+      <w:r>
+        <w:t xml:space="preserve">Available at: </w:t>
+      </w:r>
+      <w:hyperlink r:id="rId20">
+        <w:r>
+          <w:rPr>
+            <w:color w:val="0563C1"/>
+            <w:u w:val="single"/>
+          </w:rPr>
+          <w:t>https://cheatsheetseries.owasp.org/cheatsheets/Transport_Layer_Security_Cheat_Sheet.html</w:t>
+        </w:r>
+      </w:hyperlink>
+      <w:r>
+        <w:br/>
+        <w:t>[Accessed 2026].</w:t>
+      </w:r>
+    </w:p>
+    <w:p>
+      <w:pPr>
+        <w:spacing w:after="200"/>
+      </w:pPr>
+      <w:r>
+        <w:t xml:space="preserve">OWASP, 2025c. </w:t>
+      </w:r>
+      <w:r>
+        <w:rPr>
+          <w:i/>
+        </w:rPr>
+        <w:t>Mass Assignment Cheat Sheet</w:t>
+      </w:r>
+      <w:r>
+        <w:t>. [Online]</w:t>
+        <w:br/>
+      </w:r>
+      <w:r>
+        <w:t xml:space="preserve">Available at: </w:t>
+      </w:r>
+      <w:hyperlink r:id="rId21">
+        <w:r>
+          <w:rPr>
+            <w:color w:val="0563C1"/>
+            <w:u w:val="single"/>
+          </w:rPr>
+          <w:t>https://cheatsheetseries.owasp.org/cheatsheets/Mass_Assignment_Cheat_Sheet.html</w:t>
+        </w:r>
+      </w:hyperlink>
+      <w:r>
+        <w:br/>
+        <w:t>[Accessed 2026].</w:t>
+      </w:r>
+    </w:p>
+    <w:p>
+      <w:pPr>
+        <w:spacing w:after="200"/>
+      </w:pPr>
+      <w:r>
+        <w:t xml:space="preserve">Provos, N. &amp; Mazieres, D., 1999. </w:t>
+      </w:r>
+      <w:r>
+        <w:rPr>
+          <w:i/>
+        </w:rPr>
+        <w:t>A Future-Adaptable Password Scheme</w:t>
+      </w:r>
+      <w:r>
+        <w:t>. [Online]</w:t>
+        <w:br/>
+      </w:r>
+      <w:r>
+        <w:t xml:space="preserve">Available at: </w:t>
+      </w:r>
+      <w:hyperlink r:id="rId22">
+        <w:r>
+          <w:rPr>
+            <w:color w:val="0563C1"/>
+            <w:u w:val="single"/>
+          </w:rPr>
+          <w:t>https://www.usenix.org/legacy/events/usenix99/provos.html</w:t>
+        </w:r>
+      </w:hyperlink>
+      <w:r>
+        <w:br/>
+        <w:t>[Accessed 2026].</w:t>
+      </w:r>
+    </w:p>
+    <w:p>
+      <w:pPr>
+        <w:pStyle w:val="Heading1"/>
+      </w:pPr>
+      <w:r>
+        <w:t>Appendix A: Postman Collection Export</w:t>
+      </w:r>
+    </w:p>
+    <w:p>
+      <w:r>
+        <w:t>The full collection, "HustleHub+ Postman Collection.json", is included with the submission. It contains 16 requests across five folders covering every endpoint together with the failure cases, and each request carries a test script that checks the status code and response body.</w:t>
       </w:r>
     </w:p>
     <w:sectPr>
+      <w:footerReference w:type="default" r:id="rId9"/>
       <w:pgSz w:w="12240" w:h="15840"/>
       <w:pgMar w:top="1440" w:right="1800" w:bottom="1440" w:left="1800" w:header="720" w:footer="720" w:gutter="0"/>
       <w:cols w:space="720"/>
@@ -2495,6 +5167,33 @@
     </w:sectPr>
   </w:body>
 </w:document>
+</file>
+
+<file path=word/footer1.xml><?xml version="1.0" encoding="utf-8"?>
+<w:ftr xmlns:m="http://schemas.openxmlformats.org/officeDocument/2006/math" xmlns:mc="http://schemas.openxmlformats.org/markup-compatibility/2006" xmlns:mo="http://schemas.microsoft.com/office/mac/office/2008/main" xmlns:mv="urn:schemas-microsoft-com:mac:vml" xmlns:o="urn:schemas-microsoft-com:office:office" xmlns:r="http://schemas.openxmlformats.org/officeDocument/2006/relationships" xmlns:v="urn:schemas-microsoft-com:vml" xmlns:w10="urn:schemas-microsoft-com:office:word" xmlns:w14="http://schemas.microsoft.com/office/word/2010/wordml" xmlns:w="http://schemas.openxmlformats.org/wordprocessingml/2006/main" xmlns:wne="http://schemas.microsoft.com/office/word/2006/wordml" xmlns:wp14="http://schemas.microsoft.com/office/word/2010/wordprocessingDrawing" xmlns:wp="http://schemas.openxmlformats.org/drawingml/2006/wordprocessingDrawing" xmlns:wpc="http://schemas.microsoft.com/office/word/2010/wordprocessingCanvas" xmlns:wpg="http://schemas.microsoft.com/office/word/2010/wordprocessingGroup" xmlns:wpi="http://schemas.microsoft.com/office/word/2010/wordprocessingInk" xmlns:wps="http://schemas.microsoft.com/office/word/2010/wordprocessingShape" mc:Ignorable="w14 wp14">
+  <w:p>
+    <w:pPr>
+      <w:pStyle w:val="Footer"/>
+      <w:jc w:val="center"/>
+    </w:pPr>
+    <w:r>
+      <w:rPr>
+        <w:color w:val="5A6B7B"/>
+        <w:sz w:val="18"/>
+      </w:rPr>
+      <w:t xml:space="preserve">HustleHub+ | Part 1  -  Page </w:t>
+    </w:r>
+    <w:r>
+      <w:rPr>
+        <w:color w:val="5A6B7B"/>
+        <w:sz w:val="18"/>
+      </w:rPr>
+      <w:fldChar w:fldCharType="begin"/>
+      <w:instrText xml:space="preserve">PAGE</w:instrText>
+      <w:fldChar w:fldCharType="end"/>
+    </w:r>
+  </w:p>
+</w:ftr>
 </file>
 
 <file path=word/numbering.xml><?xml version="1.0" encoding="utf-8"?>
@@ -2860,6 +5559,9 @@
     <w:name w:val="Normal"/>
     <w:qFormat/>
     <w:rsid w:val="00FC693F"/>
+    <w:pPr>
+      <w:spacing w:after="120"/>
+    </w:pPr>
     <w:rPr>
       <w:rFonts w:ascii="Calibri" w:hAnsi="Calibri"/>
       <w:sz w:val="22"/>
@@ -2924,11 +5626,11 @@
       <w:outlineLvl w:val="0"/>
     </w:pPr>
     <w:rPr>
-      <w:rFonts w:asciiTheme="majorHAnsi" w:eastAsiaTheme="majorEastAsia" w:hAnsiTheme="majorHAnsi" w:cstheme="majorBidi"/>
+      <w:rFonts w:asciiTheme="majorHAnsi" w:eastAsiaTheme="majorEastAsia" w:hAnsiTheme="majorHAnsi" w:cstheme="majorBidi" w:ascii="Calibri" w:hAnsi="Calibri"/>
       <w:b/>
       <w:bCs/>
-      <w:color w:val="365F91" w:themeColor="accent1" w:themeShade="BF"/>
-      <w:sz w:val="28"/>
+      <w:color w:val="1F3A5F"/>
+      <w:sz w:val="36"/>
       <w:szCs w:val="28"/>
     </w:rPr>
   </w:style>
@@ -2948,11 +5650,11 @@
       <w:outlineLvl w:val="1"/>
     </w:pPr>
     <w:rPr>
-      <w:rFonts w:asciiTheme="majorHAnsi" w:eastAsiaTheme="majorEastAsia" w:hAnsiTheme="majorHAnsi" w:cstheme="majorBidi"/>
+      <w:rFonts w:asciiTheme="majorHAnsi" w:eastAsiaTheme="majorEastAsia" w:hAnsiTheme="majorHAnsi" w:cstheme="majorBidi" w:ascii="Calibri" w:hAnsi="Calibri"/>
       <w:b/>
       <w:bCs/>
-      <w:color w:val="4F81BD" w:themeColor="accent1"/>
-      <w:sz w:val="26"/>
+      <w:color w:val="1F3A5F"/>
+      <w:sz w:val="28"/>
       <w:szCs w:val="26"/>
     </w:rPr>
   </w:style>
@@ -2972,10 +5674,11 @@
       <w:outlineLvl w:val="2"/>
     </w:pPr>
     <w:rPr>
-      <w:rFonts w:asciiTheme="majorHAnsi" w:eastAsiaTheme="majorEastAsia" w:hAnsiTheme="majorHAnsi" w:cstheme="majorBidi"/>
+      <w:rFonts w:asciiTheme="majorHAnsi" w:eastAsiaTheme="majorEastAsia" w:hAnsiTheme="majorHAnsi" w:cstheme="majorBidi" w:ascii="Calibri" w:hAnsi="Calibri"/>
       <w:b/>
       <w:bCs/>
-      <w:color w:val="4F81BD" w:themeColor="accent1"/>
+      <w:color w:val="1F3A5F"/>
+      <w:sz w:val="24"/>
     </w:rPr>
   </w:style>
   <w:style w:type="paragraph" w:styleId="Heading4">
